--- a/docs/docx/8_sinif/unit1/U1_MD_03A_Bireysel_Calisma_Kagitlari.docx
+++ b/docs/docx/8_sinif/unit1/U1_MD_03A_Bireysel_Calisma_Kagitlari.docx
@@ -31,20 +31,6 @@
       </w:r>
     </w:p>
     <w:p>
-      <w:pPr>
-        <w:keepNext/>
-      </w:pPr>
-      <w:r>
-        <w:rPr>
-          <w:rFonts w:ascii="Aptos" w:hAnsi="Aptos" w:eastAsia="Aptos"/>
-          <w:b/>
-          <w:color w:val="EA580C"/>
-          <w:sz w:val="24"/>
-        </w:rPr>
-        <w:t>İnovatif Düşüncenin Geliştirilmesi, Fikirlerin Korunması ve Etik</w:t>
-      </w:r>
-    </w:p>
-    <w:p>
       <w:r>
         <w:rPr>
           <w:rFonts w:ascii="Aptos" w:hAnsi="Aptos" w:eastAsia="Aptos"/>
@@ -52,62 +38,7 @@
           <w:color w:val="1F2937"/>
           <w:sz w:val="20"/>
         </w:rPr>
-        <w:t>**Ders:** Teknoloji ve Tasarım&lt;br/&gt;</w:t>
-      </w:r>
-    </w:p>
-    <w:p>
-      <w:r>
-        <w:rPr>
-          <w:rFonts w:ascii="Aptos" w:hAnsi="Aptos" w:eastAsia="Aptos"/>
-          <w:b w:val="0"/>
-          <w:color w:val="1F2937"/>
-          <w:sz w:val="20"/>
-        </w:rPr>
-        <w:t>**Sınıf:** 8&lt;br/&gt;</w:t>
-      </w:r>
-    </w:p>
-    <w:p>
-      <w:r>
-        <w:rPr>
-          <w:rFonts w:ascii="Aptos" w:hAnsi="Aptos" w:eastAsia="Aptos"/>
-          <w:b w:val="0"/>
-          <w:color w:val="1F2937"/>
-          <w:sz w:val="20"/>
-        </w:rPr>
-        <w:t>**Belge türü:** Öğrenci materyali — 5 ana bireysel süreç kanıtı&lt;br/&gt;</w:t>
-      </w:r>
-    </w:p>
-    <w:p>
-      <w:r>
-        <w:rPr>
-          <w:rFonts w:ascii="Aptos" w:hAnsi="Aptos" w:eastAsia="Aptos"/>
-          <w:b w:val="0"/>
-          <w:color w:val="1F2937"/>
-          <w:sz w:val="20"/>
-        </w:rPr>
-        <w:t>**Birincil program kaynağı:** [Türkiye Yüzyılı Maarif Modeli — 8. Sınıf 1. Ünite](https://tymm.meb.gov.tr/teknoloji-tasarim-dersi/unite/1446)&lt;br/&gt;</w:t>
-      </w:r>
-    </w:p>
-    <w:p>
-      <w:r>
-        <w:rPr>
-          <w:rFonts w:ascii="Aptos" w:hAnsi="Aptos" w:eastAsia="Aptos"/>
-          <w:b w:val="0"/>
-          <w:color w:val="1F2937"/>
-          <w:sz w:val="20"/>
-        </w:rPr>
-        <w:t>**Canlı kaynak doğrulaması:** 13.09.2026</w:t>
-      </w:r>
-    </w:p>
-    <w:p>
-      <w:r>
-        <w:rPr>
-          <w:rFonts w:ascii="Aptos" w:hAnsi="Aptos" w:eastAsia="Aptos"/>
-          <w:b w:val="0"/>
-          <w:color w:val="1F2937"/>
-          <w:sz w:val="20"/>
-        </w:rPr>
-        <w:t>---</w:t>
+        <w:t>Bu dosyada üç kâğıt vardır. Her öğrenci kendi kopyasını kullanır.</w:t>
       </w:r>
     </w:p>
     <w:p>
@@ -121,7 +52,7 @@
           <w:color w:val="EA580C"/>
           <w:sz w:val="24"/>
         </w:rPr>
-        <w:t>Kullanım ilkesi</w:t>
+        <w:t>Çalışma Kâğıdı 1 — İhtiyaçtan Probleme</w:t>
       </w:r>
     </w:p>
     <w:p>
@@ -132,7 +63,21 @@
           <w:color w:val="1F2937"/>
           <w:sz w:val="20"/>
         </w:rPr>
-        <w:t>Bu paket, 8 ders saatinde kullanılacak **beş ana bireysel kâğıttan** oluşur. Her ders için yeni ve tam bir form dağıtılmaz. 1–2. derslerdeki kısa kişisel not grup araştırmasından sonra öğrencinin kendi öğrenmesini görünür kılar. 3–4. ve 6–7. dersler, aynı kâğıdın iki aşamasını kullanır. Böylece 20 dakikalık ana etkinlikte öğrenci aynı anda iki tam form doldurmaz.</w:t>
+        <w:t>**Adı Soyadı:** ___________________________  **Sınıf/No:** __________  **Tarih:** __________</w:t>
+      </w:r>
+    </w:p>
+    <w:p>
+      <w:pPr>
+        <w:keepNext/>
+      </w:pPr>
+      <w:r>
+        <w:rPr>
+          <w:rFonts w:ascii="Aptos" w:hAnsi="Aptos" w:eastAsia="Aptos"/>
+          <w:b/>
+          <w:color w:val="EA580C"/>
+          <w:sz w:val="24"/>
+        </w:rPr>
+        <w:t>1. Gözlemle</w:t>
       </w:r>
     </w:p>
     <w:p>
@@ -143,7 +88,7 @@
           <w:color w:val="1F2937"/>
           <w:sz w:val="20"/>
         </w:rPr>
-        <w:t>Grup araştırması, kartopu, istasyon ve galeri dönütü `U1_MD_03B_Grup_Calisma_Kagitlari.md` belgesindedir. 5N1K kavram çözümlemesi, destekleme ve zenginleştirme ayrı belgelerde üretilecektir.</w:t>
+        <w:t>Okulda, evde veya yolda fark ettiğin küçük bir zorluğu yaz.</w:t>
       </w:r>
     </w:p>
     <w:p>
@@ -154,7 +99,7 @@
           <w:color w:val="1F2937"/>
           <w:sz w:val="20"/>
         </w:rPr>
-        <w:t>| No | Bireysel kâğıt | Kullanım zamanı | Ana kanıt |</w:t>
+        <w:t>________________________________________________________________________________</w:t>
       </w:r>
     </w:p>
     <w:p>
@@ -165,7 +110,21 @@
           <w:color w:val="1F2937"/>
           <w:sz w:val="20"/>
         </w:rPr>
-        <w:t>|:--:|---|---|---|</w:t>
+        <w:t>________________________________________________________________________________</w:t>
+      </w:r>
+    </w:p>
+    <w:p>
+      <w:pPr>
+        <w:keepNext/>
+      </w:pPr>
+      <w:r>
+        <w:rPr>
+          <w:rFonts w:ascii="Aptos" w:hAnsi="Aptos" w:eastAsia="Aptos"/>
+          <w:b/>
+          <w:color w:val="EA580C"/>
+          <w:sz w:val="24"/>
+        </w:rPr>
+        <w:t>2. Kullanıcıyı düşün</w:t>
       </w:r>
     </w:p>
     <w:p>
@@ -176,7 +135,7 @@
           <w:color w:val="1F2937"/>
           <w:sz w:val="20"/>
         </w:rPr>
-        <w:t>| 1 | Kişisel inovasyon ve kanıt notum | Ders 1–2; kısa not | Fayda, merak sorusu ve kaynak güveni |</w:t>
+        <w:t>Bu zorluk en çok kimleri etkiliyor? Neden?</w:t>
       </w:r>
     </w:p>
     <w:p>
@@ -187,7 +146,7 @@
           <w:color w:val="1F2937"/>
           <w:sz w:val="20"/>
         </w:rPr>
-        <w:t>| 2 | İhtiyaçtan çözüm merceğine | Ders 3–4; iki aşama | Problem cümlesi ve mevcut çözüm incelemesi |</w:t>
+        <w:t>________________________________________________________________________________</w:t>
       </w:r>
     </w:p>
     <w:p>
@@ -198,7 +157,21 @@
           <w:color w:val="1F2937"/>
           <w:sz w:val="20"/>
         </w:rPr>
-        <w:t>| 3 | Dört pencereli eskizim | Ders 5 | Etiketli, işleyişi görünen taslak |</w:t>
+        <w:t>________________________________________________________________________________</w:t>
+      </w:r>
+    </w:p>
+    <w:p>
+      <w:pPr>
+        <w:keepNext/>
+      </w:pPr>
+      <w:r>
+        <w:rPr>
+          <w:rFonts w:ascii="Aptos" w:hAnsi="Aptos" w:eastAsia="Aptos"/>
+          <w:b/>
+          <w:color w:val="EA580C"/>
+          <w:sz w:val="24"/>
+        </w:rPr>
+        <w:t>3. Problem cümlesi kur</w:t>
       </w:r>
     </w:p>
     <w:p>
@@ -209,7 +182,7 @@
           <w:color w:val="1F2937"/>
           <w:sz w:val="20"/>
         </w:rPr>
-        <w:t>| 4 | Koruma araştırmam ve dosyam | Ders 6–7; iki aşama | Araştırma sorusu, kaynak ve gerekçeli yaklaşım |</w:t>
+        <w:t>"__________________ kişisi, __________________ durumunda, __________________ zorluğu yaşıyor."</w:t>
       </w:r>
     </w:p>
     <w:p>
@@ -220,12 +193,37 @@
           <w:color w:val="1F2937"/>
           <w:sz w:val="20"/>
         </w:rPr>
-        <w:t>| 5 | Dört sunum kartım ve gelişim hedefim | Ders 8 | Kısa sunum hazırlığı ve öz değerlendirme |</w:t>
+        <w:t>Problemimi daha açık yapan ayrıntı:</w:t>
+      </w:r>
+    </w:p>
+    <w:p>
+      <w:r>
+        <w:rPr>
+          <w:rFonts w:ascii="Aptos" w:hAnsi="Aptos" w:eastAsia="Aptos"/>
+          <w:b w:val="0"/>
+          <w:color w:val="1F2937"/>
+          <w:sz w:val="20"/>
+        </w:rPr>
+        <w:t>________________________________________________________________________________</w:t>
       </w:r>
     </w:p>
     <w:p>
       <w:pPr>
-        <w:shd w:fill="FFF7ED"/>
+        <w:keepNext/>
+      </w:pPr>
+      <w:r>
+        <w:rPr>
+          <w:rFonts w:ascii="Aptos" w:hAnsi="Aptos" w:eastAsia="Aptos"/>
+          <w:b/>
+          <w:color w:val="EA580C"/>
+          <w:sz w:val="24"/>
+        </w:rPr>
+        <w:t>4. Kontrol et</w:t>
+      </w:r>
+    </w:p>
+    <w:p>
+      <w:pPr>
+        <w:pStyle w:val="ListBullet"/>
       </w:pPr>
       <w:r>
         <w:rPr>
@@ -234,7 +232,35 @@
           <w:color w:val="1F2937"/>
           <w:sz w:val="20"/>
         </w:rPr>
-        <w:t>**Baskı notu:** 2 ve 4 numaralı kâğıt, ön–arka yüz olarak veya öğrencinin süreç dosyasında iki aşamada kullanılır. 1 numaralı kâğıt tam ders etkinliği değil, kısa kişisel nottur.</w:t>
+        <w:t>Problem, bir kişiyi veya grubu gösteriyor.</w:t>
+      </w:r>
+    </w:p>
+    <w:p>
+      <w:pPr>
+        <w:pStyle w:val="ListBullet"/>
+      </w:pPr>
+      <w:r>
+        <w:rPr>
+          <w:rFonts w:ascii="Aptos" w:hAnsi="Aptos" w:eastAsia="Aptos"/>
+          <w:b w:val="0"/>
+          <w:color w:val="1F2937"/>
+          <w:sz w:val="20"/>
+        </w:rPr>
+        <w:t>Sorun, çözümden önce yazıldı.</w:t>
+      </w:r>
+    </w:p>
+    <w:p>
+      <w:pPr>
+        <w:pStyle w:val="ListBullet"/>
+      </w:pPr>
+      <w:r>
+        <w:rPr>
+          <w:rFonts w:ascii="Aptos" w:hAnsi="Aptos" w:eastAsia="Aptos"/>
+          <w:b w:val="0"/>
+          <w:color w:val="1F2937"/>
+          <w:sz w:val="20"/>
+        </w:rPr>
+        <w:t>Gözleme dayanıyor.</w:t>
       </w:r>
     </w:p>
     <w:p>
@@ -253,7 +279,7 @@
           <w:color w:val="EA580C"/>
           <w:sz w:val="24"/>
         </w:rPr>
-        <w:t>ÇALIŞMA KÂĞIDI 1 — Kişisel inovasyon ve kanıt notum</w:t>
+        <w:t>Çalışma Kâğıdı 2 — Mevcut Çözüm ve Fikir Seçimi</w:t>
       </w:r>
     </w:p>
     <w:p>
@@ -265,360 +291,6 @@
           <w:sz w:val="20"/>
         </w:rPr>
         <w:t>**Adı Soyadı:** ___________________________  **Sınıf/No:** __________  **Tarih:** __________</w:t>
-      </w:r>
-    </w:p>
-    <w:p>
-      <w:pPr>
-        <w:shd w:fill="FFF7ED"/>
-      </w:pPr>
-      <w:r>
-        <w:rPr>
-          <w:rFonts w:ascii="Aptos" w:hAnsi="Aptos" w:eastAsia="Aptos"/>
-          <w:b w:val="0"/>
-          <w:color w:val="1F2937"/>
-          <w:sz w:val="20"/>
-        </w:rPr>
-        <w:t>**Yönerge:** Grup incelemesinden sonra kendi gözlemini ve kaynak güveni notunu yaz. Bu kâğıt, 1. derste 5 dakikalık çıkış notu; 2. derste grup araştırmasından sonra 5 dakikalık ek not olarak kullanılır. Aynı anda grup formunu yeniden doldurma.</w:t>
-      </w:r>
-    </w:p>
-    <w:p>
-      <w:pPr>
-        <w:shd w:fill="FFF7ED"/>
-      </w:pPr>
-    </w:p>
-    <w:p>
-      <w:pPr>
-        <w:shd w:fill="FFF7ED"/>
-      </w:pPr>
-      <w:r>
-        <w:rPr>
-          <w:rFonts w:ascii="Aptos" w:hAnsi="Aptos" w:eastAsia="Aptos"/>
-          <w:b w:val="0"/>
-          <w:color w:val="1F2937"/>
-          <w:sz w:val="20"/>
-        </w:rPr>
-        <w:t>**Süre:** 5 + 5 dakika&lt;br/&gt;</w:t>
-      </w:r>
-    </w:p>
-    <w:p>
-      <w:pPr>
-        <w:shd w:fill="FFF7ED"/>
-      </w:pPr>
-      <w:r>
-        <w:rPr>
-          <w:rFonts w:ascii="Aptos" w:hAnsi="Aptos" w:eastAsia="Aptos"/>
-          <w:b w:val="0"/>
-          <w:color w:val="1F2937"/>
-          <w:sz w:val="20"/>
-        </w:rPr>
-        <w:t>**Çalışma kanıtı:** Fayda–merak sorusu ve kişisel kaynak güveni notu</w:t>
-      </w:r>
-    </w:p>
-    <w:p>
-      <w:r>
-        <w:rPr>
-          <w:rFonts w:ascii="Aptos" w:hAnsi="Aptos" w:eastAsia="Aptos"/>
-          <w:b w:val="0"/>
-          <w:color w:val="1F2937"/>
-          <w:sz w:val="20"/>
-        </w:rPr>
-        <w:t>**İlgili öğrenme çıktısı:** TT.8.1.1 — İnovasyon ve AR-GE kavramlarını sorgulayabilme&lt;br/&gt;</w:t>
-      </w:r>
-    </w:p>
-    <w:p>
-      <w:r>
-        <w:rPr>
-          <w:rFonts w:ascii="Aptos" w:hAnsi="Aptos" w:eastAsia="Aptos"/>
-          <w:b w:val="0"/>
-          <w:color w:val="1F2937"/>
-          <w:sz w:val="20"/>
-        </w:rPr>
-        <w:t>**Beceri odağı:** KB2.8 Sorgulama, KB2.6 Bilgi Toplama, OB1 Bilgi Okuryazarlığı</w:t>
-      </w:r>
-    </w:p>
-    <w:p>
-      <w:pPr>
-        <w:keepNext/>
-      </w:pPr>
-      <w:r>
-        <w:rPr>
-          <w:rFonts w:ascii="Aptos" w:hAnsi="Aptos" w:eastAsia="Aptos"/>
-          <w:b/>
-          <w:color w:val="EA580C"/>
-          <w:sz w:val="24"/>
-        </w:rPr>
-        <w:t>Ders 1 — Değişim ve fayda</w:t>
-      </w:r>
-    </w:p>
-    <w:p>
-      <w:r>
-        <w:rPr>
-          <w:rFonts w:ascii="Aptos" w:hAnsi="Aptos" w:eastAsia="Aptos"/>
-          <w:b w:val="0"/>
-          <w:color w:val="1F2937"/>
-          <w:sz w:val="20"/>
-        </w:rPr>
-        <w:t>İncelediğimiz ürünlerde gördüğüm en anlamlı değişiklik: __________________</w:t>
-      </w:r>
-    </w:p>
-    <w:p>
-      <w:r>
-        <w:rPr>
-          <w:rFonts w:ascii="Aptos" w:hAnsi="Aptos" w:eastAsia="Aptos"/>
-          <w:b w:val="0"/>
-          <w:color w:val="1F2937"/>
-          <w:sz w:val="20"/>
-        </w:rPr>
-        <w:t>Bu değişiklik şu kullanıcı ihtiyacına/faydasına dokunuyor: ______________</w:t>
-      </w:r>
-    </w:p>
-    <w:p>
-      <w:r>
-        <w:rPr>
-          <w:rFonts w:ascii="Aptos" w:hAnsi="Aptos" w:eastAsia="Aptos"/>
-          <w:b w:val="0"/>
-          <w:color w:val="1F2937"/>
-          <w:sz w:val="20"/>
-        </w:rPr>
-        <w:t>Merak sorum: __________________________________________________</w:t>
-      </w:r>
-    </w:p>
-    <w:p>
-      <w:pPr>
-        <w:keepNext/>
-      </w:pPr>
-      <w:r>
-        <w:rPr>
-          <w:rFonts w:ascii="Aptos" w:hAnsi="Aptos" w:eastAsia="Aptos"/>
-          <w:b/>
-          <w:color w:val="EA580C"/>
-          <w:sz w:val="24"/>
-        </w:rPr>
-        <w:t>Ders 2 — Kanıt notum</w:t>
-      </w:r>
-    </w:p>
-    <w:p>
-      <w:r>
-        <w:rPr>
-          <w:rFonts w:ascii="Aptos" w:hAnsi="Aptos" w:eastAsia="Aptos"/>
-          <w:b w:val="0"/>
-          <w:color w:val="1F2937"/>
-          <w:sz w:val="20"/>
-        </w:rPr>
-        <w:t>Grubumun araştırmasında güvenilir bulduğum kaynak/kurum: _______________</w:t>
-      </w:r>
-    </w:p>
-    <w:p>
-      <w:r>
-        <w:rPr>
-          <w:rFonts w:ascii="Aptos" w:hAnsi="Aptos" w:eastAsia="Aptos"/>
-          <w:b w:val="0"/>
-          <w:color w:val="1F2937"/>
-          <w:sz w:val="20"/>
-        </w:rPr>
-        <w:t>Bu kaynağa güvenmeme yardım eden ayrıntı: _____________________________</w:t>
-      </w:r>
-    </w:p>
-    <w:p>
-      <w:r>
-        <w:rPr>
-          <w:rFonts w:ascii="Aptos" w:hAnsi="Aptos" w:eastAsia="Aptos"/>
-          <w:b w:val="0"/>
-          <w:color w:val="1F2937"/>
-          <w:sz w:val="20"/>
-        </w:rPr>
-        <w:t>Yeniden doğrulamak istediğim bilgi: ___________________________________</w:t>
-      </w:r>
-    </w:p>
-    <w:p>
-      <w:pPr>
-        <w:keepNext/>
-      </w:pPr>
-      <w:r>
-        <w:rPr>
-          <w:rFonts w:ascii="Aptos" w:hAnsi="Aptos" w:eastAsia="Aptos"/>
-          <w:b/>
-          <w:color w:val="EA580C"/>
-          <w:sz w:val="24"/>
-        </w:rPr>
-        <w:t>Kısa yansıtma ve kontrol</w:t>
-      </w:r>
-    </w:p>
-    <w:p>
-      <w:r>
-        <w:rPr>
-          <w:rFonts w:ascii="Aptos" w:hAnsi="Aptos" w:eastAsia="Aptos"/>
-          <w:b w:val="0"/>
-          <w:color w:val="1F2937"/>
-          <w:sz w:val="20"/>
-        </w:rPr>
-        <w:t>Bugün “yeni olan” ile “fayda sağlayan yeniliği” ayırmama yardım eden ipucu:</w:t>
-      </w:r>
-    </w:p>
-    <w:p>
-      <w:r>
-        <w:rPr>
-          <w:rFonts w:ascii="Aptos" w:hAnsi="Aptos" w:eastAsia="Aptos"/>
-          <w:b w:val="0"/>
-          <w:color w:val="1F2937"/>
-          <w:sz w:val="20"/>
-        </w:rPr>
-        <w:t>_______________________________________________________________</w:t>
-      </w:r>
-    </w:p>
-    <w:p>
-      <w:pPr>
-        <w:pStyle w:val="ListBullet"/>
-      </w:pPr>
-      <w:r>
-        <w:rPr>
-          <w:rFonts w:ascii="Aptos" w:hAnsi="Aptos" w:eastAsia="Aptos"/>
-          <w:b w:val="0"/>
-          <w:color w:val="1F2937"/>
-          <w:sz w:val="20"/>
-        </w:rPr>
-        <w:t>Gözlemimi kullanıcı faydasıyla ilişkilendirdim.</w:t>
-      </w:r>
-    </w:p>
-    <w:p>
-      <w:pPr>
-        <w:pStyle w:val="ListBullet"/>
-      </w:pPr>
-      <w:r>
-        <w:rPr>
-          <w:rFonts w:ascii="Aptos" w:hAnsi="Aptos" w:eastAsia="Aptos"/>
-          <w:b w:val="0"/>
-          <w:color w:val="1F2937"/>
-          <w:sz w:val="20"/>
-        </w:rPr>
-        <w:t>Araştırılabilir bir soru yazdım.</w:t>
-      </w:r>
-    </w:p>
-    <w:p>
-      <w:pPr>
-        <w:pStyle w:val="ListBullet"/>
-      </w:pPr>
-      <w:r>
-        <w:rPr>
-          <w:rFonts w:ascii="Aptos" w:hAnsi="Aptos" w:eastAsia="Aptos"/>
-          <w:b w:val="0"/>
-          <w:color w:val="1F2937"/>
-          <w:sz w:val="20"/>
-        </w:rPr>
-        <w:t>Kaynağın kim olduğunu veya neden güvenilir olduğunu not ettim.</w:t>
-      </w:r>
-    </w:p>
-    <w:p>
-      <w:r>
-        <w:br w:type="page"/>
-      </w:r>
-    </w:p>
-    <w:p>
-      <w:pPr>
-        <w:keepNext/>
-      </w:pPr>
-      <w:r>
-        <w:rPr>
-          <w:rFonts w:ascii="Aptos" w:hAnsi="Aptos" w:eastAsia="Aptos"/>
-          <w:b/>
-          <w:color w:val="EA580C"/>
-          <w:sz w:val="24"/>
-        </w:rPr>
-        <w:t>ÇALIŞMA KÂĞIDI 2 — İhtiyaçtan çözüm merceğine</w:t>
-      </w:r>
-    </w:p>
-    <w:p>
-      <w:r>
-        <w:rPr>
-          <w:rFonts w:ascii="Aptos" w:hAnsi="Aptos" w:eastAsia="Aptos"/>
-          <w:b w:val="0"/>
-          <w:color w:val="1F2937"/>
-          <w:sz w:val="20"/>
-        </w:rPr>
-        <w:t>**Adı Soyadı:** ___________________________  **Sınıf/No:** __________  **Tarih:** __________</w:t>
-      </w:r>
-    </w:p>
-    <w:p>
-      <w:pPr>
-        <w:shd w:fill="FFF7ED"/>
-      </w:pPr>
-      <w:r>
-        <w:rPr>
-          <w:rFonts w:ascii="Aptos" w:hAnsi="Aptos" w:eastAsia="Aptos"/>
-          <w:b w:val="0"/>
-          <w:color w:val="1F2937"/>
-          <w:sz w:val="20"/>
-        </w:rPr>
-        <w:t>**Yönerge:** Bu kâğıdı iki ders boyunca sakla. 3. derste ihtiyacı ve problem cümleni; 4. derste en az iki mevcut çözümü incele. Kartopu sırasında grubundan aldığın soruları kullan, fakat nihai problemini ve ürün fikrini kendin seç.</w:t>
-      </w:r>
-    </w:p>
-    <w:p>
-      <w:pPr>
-        <w:shd w:fill="FFF7ED"/>
-      </w:pPr>
-    </w:p>
-    <w:p>
-      <w:pPr>
-        <w:shd w:fill="FFF7ED"/>
-      </w:pPr>
-      <w:r>
-        <w:rPr>
-          <w:rFonts w:ascii="Aptos" w:hAnsi="Aptos" w:eastAsia="Aptos"/>
-          <w:b w:val="0"/>
-          <w:color w:val="1F2937"/>
-          <w:sz w:val="20"/>
-        </w:rPr>
-        <w:t>**Süre:** Ders 3: 20 dakika; Ders 4: 20 dakika&lt;br/&gt;</w:t>
-      </w:r>
-    </w:p>
-    <w:p>
-      <w:pPr>
-        <w:shd w:fill="FFF7ED"/>
-      </w:pPr>
-      <w:r>
-        <w:rPr>
-          <w:rFonts w:ascii="Aptos" w:hAnsi="Aptos" w:eastAsia="Aptos"/>
-          <w:b w:val="0"/>
-          <w:color w:val="1F2937"/>
-          <w:sz w:val="20"/>
-        </w:rPr>
-        <w:t>**Çalışma kanıtı:** Problem cümlesi, çözüm karşılaştırması ve fark yaratacak yön</w:t>
-      </w:r>
-    </w:p>
-    <w:p>
-      <w:r>
-        <w:rPr>
-          <w:rFonts w:ascii="Aptos" w:hAnsi="Aptos" w:eastAsia="Aptos"/>
-          <w:b w:val="0"/>
-          <w:color w:val="1F2937"/>
-          <w:sz w:val="20"/>
-        </w:rPr>
-        <w:t>**İlgili öğrenme çıktısı:** TT.8.1.2 — İnovatif bir ürünün taslağını oluşturabilme&lt;br/&gt;</w:t>
-      </w:r>
-    </w:p>
-    <w:p>
-      <w:r>
-        <w:rPr>
-          <w:rFonts w:ascii="Aptos" w:hAnsi="Aptos" w:eastAsia="Aptos"/>
-          <w:b w:val="0"/>
-          <w:color w:val="1F2937"/>
-          <w:sz w:val="20"/>
-        </w:rPr>
-        <w:t>**Beceri odağı:** TSRMAB1.1 Taslak Oluşturma, KB2.8 Sorgulama, E1.1 Merak, E3.6 Analitiklik, OB8 Sürdürülebilirlik Okuryazarlığı</w:t>
-      </w:r>
-    </w:p>
-    <w:p>
-      <w:pPr>
-        <w:keepNext/>
-      </w:pPr>
-      <w:r>
-        <w:rPr>
-          <w:rFonts w:ascii="Aptos" w:hAnsi="Aptos" w:eastAsia="Aptos"/>
-          <w:b/>
-          <w:color w:val="EA580C"/>
-          <w:sz w:val="24"/>
-        </w:rPr>
-        <w:t>Ders 3 — İhtiyacı daralt</w:t>
       </w:r>
     </w:p>
     <w:tbl>
@@ -659,7 +331,7 @@
                 <w:color w:val="FFFFFF"/>
                 <w:sz w:val="16"/>
               </w:rPr>
-              <w:t>Gördüğüm durum</w:t>
+              <w:t>İncelediğim mevcut çözüm</w:t>
             </w:r>
           </w:p>
         </w:tc>
@@ -686,7 +358,7 @@
                 <w:color w:val="FFFFFF"/>
                 <w:sz w:val="16"/>
               </w:rPr>
-              <w:t>Kullanıcı kim?</w:t>
+              <w:t>Güçlü yönü</w:t>
             </w:r>
           </w:p>
         </w:tc>
@@ -713,7 +385,7 @@
                 <w:color w:val="FFFFFF"/>
                 <w:sz w:val="16"/>
               </w:rPr>
-              <w:t>Hangi durum zorlaşıyor?</w:t>
+              <w:t>Sınırlılığı</w:t>
             </w:r>
           </w:p>
         </w:tc>
@@ -738,6 +410,15 @@
             <w:pPr>
               <w:spacing w:after="0"/>
             </w:pPr>
+            <w:r>
+              <w:rPr>
+                <w:rFonts w:ascii="Aptos" w:hAnsi="Aptos" w:eastAsia="Aptos"/>
+                <w:b w:val="0"/>
+                <w:color w:val="1F2937"/>
+                <w:sz w:val="16"/>
+              </w:rPr>
+              <w:t>________________________</w:t>
+            </w:r>
           </w:p>
         </w:tc>
         <w:tc>
@@ -756,6 +437,15 @@
             <w:pPr>
               <w:spacing w:after="0"/>
             </w:pPr>
+            <w:r>
+              <w:rPr>
+                <w:rFonts w:ascii="Aptos" w:hAnsi="Aptos" w:eastAsia="Aptos"/>
+                <w:b w:val="0"/>
+                <w:color w:val="1F2937"/>
+                <w:sz w:val="16"/>
+              </w:rPr>
+              <w:t>________________________</w:t>
+            </w:r>
           </w:p>
         </w:tc>
         <w:tc>
@@ -774,6 +464,200 @@
             <w:pPr>
               <w:spacing w:after="0"/>
             </w:pPr>
+            <w:r>
+              <w:rPr>
+                <w:rFonts w:ascii="Aptos" w:hAnsi="Aptos" w:eastAsia="Aptos"/>
+                <w:b w:val="0"/>
+                <w:color w:val="1F2937"/>
+                <w:sz w:val="16"/>
+              </w:rPr>
+              <w:t>________________________</w:t>
+            </w:r>
+          </w:p>
+        </w:tc>
+      </w:tr>
+    </w:tbl>
+    <w:p/>
+    <w:tbl>
+      <w:tblPr>
+        <w:tblW w:type="auto" w:w="0"/>
+        <w:tblLook w:firstColumn="1" w:firstRow="1" w:lastColumn="0" w:lastRow="0" w:noHBand="0" w:noVBand="1" w:val="04A0"/>
+      </w:tblPr>
+      <w:tblGrid>
+        <w:gridCol w:w="3213"/>
+        <w:gridCol w:w="3213"/>
+        <w:gridCol w:w="3213"/>
+      </w:tblGrid>
+      <w:tr>
+        <w:trPr>
+          <w:cantSplit/>
+          <w:tblHeader w:val="true"/>
+        </w:trPr>
+        <w:tc>
+          <w:tcPr>
+            <w:tcW w:type="dxa" w:w="3213"/>
+            <w:vAlign w:val="center"/>
+            <w:shd w:fill="C2410C"/>
+            <w:tcBorders>
+              <w:top w:val="single" w:sz="4" w:color="D1D5DB"/>
+              <w:left w:val="single" w:sz="4" w:color="D1D5DB"/>
+              <w:bottom w:val="single" w:sz="4" w:color="D1D5DB"/>
+              <w:right w:val="single" w:sz="4" w:color="D1D5DB"/>
+            </w:tcBorders>
+          </w:tcPr>
+          <w:p>
+            <w:pPr>
+              <w:spacing w:after="0"/>
+            </w:pPr>
+            <w:r>
+              <w:rPr>
+                <w:rFonts w:ascii="Aptos" w:hAnsi="Aptos" w:eastAsia="Aptos"/>
+                <w:b/>
+                <w:color w:val="FFFFFF"/>
+                <w:sz w:val="16"/>
+              </w:rPr>
+              <w:t>Fikir</w:t>
+            </w:r>
+          </w:p>
+        </w:tc>
+        <w:tc>
+          <w:tcPr>
+            <w:tcW w:type="dxa" w:w="3213"/>
+            <w:vAlign w:val="center"/>
+            <w:shd w:fill="C2410C"/>
+            <w:tcBorders>
+              <w:top w:val="single" w:sz="4" w:color="D1D5DB"/>
+              <w:left w:val="single" w:sz="4" w:color="D1D5DB"/>
+              <w:bottom w:val="single" w:sz="4" w:color="D1D5DB"/>
+              <w:right w:val="single" w:sz="4" w:color="D1D5DB"/>
+            </w:tcBorders>
+          </w:tcPr>
+          <w:p>
+            <w:pPr>
+              <w:spacing w:after="0"/>
+            </w:pPr>
+            <w:r>
+              <w:rPr>
+                <w:rFonts w:ascii="Aptos" w:hAnsi="Aptos" w:eastAsia="Aptos"/>
+                <w:b/>
+                <w:color w:val="FFFFFF"/>
+                <w:sz w:val="16"/>
+              </w:rPr>
+              <w:t>Kullanıcıya faydası</w:t>
+            </w:r>
+          </w:p>
+        </w:tc>
+        <w:tc>
+          <w:tcPr>
+            <w:tcW w:type="dxa" w:w="3213"/>
+            <w:vAlign w:val="center"/>
+            <w:shd w:fill="C2410C"/>
+            <w:tcBorders>
+              <w:top w:val="single" w:sz="4" w:color="D1D5DB"/>
+              <w:left w:val="single" w:sz="4" w:color="D1D5DB"/>
+              <w:bottom w:val="single" w:sz="4" w:color="D1D5DB"/>
+              <w:right w:val="single" w:sz="4" w:color="D1D5DB"/>
+            </w:tcBorders>
+          </w:tcPr>
+          <w:p>
+            <w:pPr>
+              <w:spacing w:after="0"/>
+            </w:pPr>
+            <w:r>
+              <w:rPr>
+                <w:rFonts w:ascii="Aptos" w:hAnsi="Aptos" w:eastAsia="Aptos"/>
+                <w:b/>
+                <w:color w:val="FFFFFF"/>
+                <w:sz w:val="16"/>
+              </w:rPr>
+              <w:t>Seçimim</w:t>
+            </w:r>
+          </w:p>
+        </w:tc>
+      </w:tr>
+      <w:tr>
+        <w:trPr>
+          <w:cantSplit/>
+        </w:trPr>
+        <w:tc>
+          <w:tcPr>
+            <w:tcW w:type="dxa" w:w="3213"/>
+            <w:vAlign w:val="center"/>
+            <w:shd w:fill="FFFFFF"/>
+            <w:tcBorders>
+              <w:top w:val="single" w:sz="4" w:color="D1D5DB"/>
+              <w:left w:val="single" w:sz="4" w:color="D1D5DB"/>
+              <w:bottom w:val="single" w:sz="4" w:color="D1D5DB"/>
+              <w:right w:val="single" w:sz="4" w:color="D1D5DB"/>
+            </w:tcBorders>
+          </w:tcPr>
+          <w:p>
+            <w:pPr>
+              <w:spacing w:after="0"/>
+            </w:pPr>
+            <w:r>
+              <w:rPr>
+                <w:rFonts w:ascii="Aptos" w:hAnsi="Aptos" w:eastAsia="Aptos"/>
+                <w:b w:val="0"/>
+                <w:color w:val="1F2937"/>
+                <w:sz w:val="16"/>
+              </w:rPr>
+              <w:t>1. ________________________</w:t>
+            </w:r>
+          </w:p>
+        </w:tc>
+        <w:tc>
+          <w:tcPr>
+            <w:tcW w:type="dxa" w:w="3213"/>
+            <w:vAlign w:val="center"/>
+            <w:shd w:fill="FFFFFF"/>
+            <w:tcBorders>
+              <w:top w:val="single" w:sz="4" w:color="D1D5DB"/>
+              <w:left w:val="single" w:sz="4" w:color="D1D5DB"/>
+              <w:bottom w:val="single" w:sz="4" w:color="D1D5DB"/>
+              <w:right w:val="single" w:sz="4" w:color="D1D5DB"/>
+            </w:tcBorders>
+          </w:tcPr>
+          <w:p>
+            <w:pPr>
+              <w:spacing w:after="0"/>
+            </w:pPr>
+            <w:r>
+              <w:rPr>
+                <w:rFonts w:ascii="Aptos" w:hAnsi="Aptos" w:eastAsia="Aptos"/>
+                <w:b w:val="0"/>
+                <w:color w:val="1F2937"/>
+                <w:sz w:val="16"/>
+              </w:rPr>
+              <w:t>________________________</w:t>
+            </w:r>
+          </w:p>
+        </w:tc>
+        <w:tc>
+          <w:tcPr>
+            <w:tcW w:type="dxa" w:w="3213"/>
+            <w:vAlign w:val="center"/>
+            <w:shd w:fill="FFFFFF"/>
+            <w:tcBorders>
+              <w:top w:val="single" w:sz="4" w:color="D1D5DB"/>
+              <w:left w:val="single" w:sz="4" w:color="D1D5DB"/>
+              <w:bottom w:val="single" w:sz="4" w:color="D1D5DB"/>
+              <w:right w:val="single" w:sz="4" w:color="D1D5DB"/>
+            </w:tcBorders>
+          </w:tcPr>
+          <w:p>
+            <w:pPr>
+              <w:spacing w:after="0"/>
+            </w:pPr>
+            <w:r>
+              <w:rPr>
+                <w:rFonts w:ascii="Aptos" w:hAnsi="Aptos" w:eastAsia="Aptos"/>
+                <w:b w:val="0"/>
+                <w:color w:val="1F2937"/>
+                <w:sz w:val="16"/>
+              </w:rPr>
+              <w:t>[ ]</w:t>
+            </w:r>
           </w:p>
         </w:tc>
       </w:tr>
@@ -797,6 +681,15 @@
             <w:pPr>
               <w:spacing w:after="0"/>
             </w:pPr>
+            <w:r>
+              <w:rPr>
+                <w:rFonts w:ascii="Aptos" w:hAnsi="Aptos" w:eastAsia="Aptos"/>
+                <w:b w:val="0"/>
+                <w:color w:val="1F2937"/>
+                <w:sz w:val="16"/>
+              </w:rPr>
+              <w:t>2. ________________________</w:t>
+            </w:r>
           </w:p>
         </w:tc>
         <w:tc>
@@ -815,6 +708,15 @@
             <w:pPr>
               <w:spacing w:after="0"/>
             </w:pPr>
+            <w:r>
+              <w:rPr>
+                <w:rFonts w:ascii="Aptos" w:hAnsi="Aptos" w:eastAsia="Aptos"/>
+                <w:b w:val="0"/>
+                <w:color w:val="1F2937"/>
+                <w:sz w:val="16"/>
+              </w:rPr>
+              <w:t>________________________</w:t>
+            </w:r>
           </w:p>
         </w:tc>
         <w:tc>
@@ -833,190 +735,14 @@
             <w:pPr>
               <w:spacing w:after="0"/>
             </w:pPr>
-          </w:p>
-        </w:tc>
-      </w:tr>
-    </w:tbl>
-    <w:p/>
-    <w:p>
-      <w:r>
-        <w:rPr>
-          <w:rFonts w:ascii="Aptos" w:hAnsi="Aptos" w:eastAsia="Aptos"/>
-          <w:b w:val="0"/>
-          <w:color w:val="1F2937"/>
-          <w:sz w:val="20"/>
-        </w:rPr>
-        <w:t>Seçtiğim problem cümlesi:</w:t>
-      </w:r>
-    </w:p>
-    <w:p>
-      <w:r>
-        <w:rPr>
-          <w:rFonts w:ascii="Aptos" w:hAnsi="Aptos" w:eastAsia="Aptos"/>
-          <w:b w:val="0"/>
-          <w:color w:val="1F2937"/>
-          <w:sz w:val="20"/>
-        </w:rPr>
-        <w:t>“____________________________ yaşayan ________________________ için,</w:t>
-      </w:r>
-    </w:p>
-    <w:p>
-      <w:r>
-        <w:rPr>
-          <w:rFonts w:ascii="Aptos" w:hAnsi="Aptos" w:eastAsia="Aptos"/>
-          <w:b w:val="0"/>
-          <w:color w:val="1F2937"/>
-          <w:sz w:val="20"/>
-        </w:rPr>
-        <w:t>____________________________ durumunu iyileştirmeye ihtiyaç vardır.”</w:t>
-      </w:r>
-    </w:p>
-    <w:p>
-      <w:r>
-        <w:rPr>
-          <w:rFonts w:ascii="Aptos" w:hAnsi="Aptos" w:eastAsia="Aptos"/>
-          <w:b w:val="0"/>
-          <w:color w:val="1F2937"/>
-          <w:sz w:val="20"/>
-        </w:rPr>
-        <w:t>Grubumdan gelen yararlı soru: _________________________________________</w:t>
-      </w:r>
-    </w:p>
-    <w:p>
-      <w:pPr>
-        <w:keepNext/>
-      </w:pPr>
-      <w:r>
-        <w:rPr>
-          <w:rFonts w:ascii="Aptos" w:hAnsi="Aptos" w:eastAsia="Aptos"/>
-          <w:b/>
-          <w:color w:val="EA580C"/>
-          <w:sz w:val="24"/>
-        </w:rPr>
-        <w:t>Ders 4 — Çözüm merceği</w:t>
-      </w:r>
-    </w:p>
-    <w:tbl>
-      <w:tblPr>
-        <w:tblW w:type="auto" w:w="0"/>
-        <w:tblLook w:firstColumn="1" w:firstRow="1" w:lastColumn="0" w:lastRow="0" w:noHBand="0" w:noVBand="1" w:val="04A0"/>
-      </w:tblPr>
-      <w:tblGrid>
-        <w:gridCol w:w="2409"/>
-        <w:gridCol w:w="2409"/>
-        <w:gridCol w:w="2409"/>
-        <w:gridCol w:w="2409"/>
-      </w:tblGrid>
-      <w:tr>
-        <w:trPr>
-          <w:cantSplit/>
-          <w:tblHeader w:val="true"/>
-        </w:trPr>
-        <w:tc>
-          <w:tcPr>
-            <w:tcW w:type="dxa" w:w="2409"/>
-            <w:vAlign w:val="center"/>
-            <w:shd w:fill="C2410C"/>
-            <w:tcBorders>
-              <w:top w:val="single" w:sz="4" w:color="D1D5DB"/>
-              <w:left w:val="single" w:sz="4" w:color="D1D5DB"/>
-              <w:bottom w:val="single" w:sz="4" w:color="D1D5DB"/>
-              <w:right w:val="single" w:sz="4" w:color="D1D5DB"/>
-            </w:tcBorders>
-          </w:tcPr>
-          <w:p>
-            <w:pPr>
-              <w:spacing w:after="0"/>
-            </w:pPr>
             <w:r>
               <w:rPr>
                 <w:rFonts w:ascii="Aptos" w:hAnsi="Aptos" w:eastAsia="Aptos"/>
-                <w:b/>
-                <w:color w:val="FFFFFF"/>
+                <w:b w:val="0"/>
+                <w:color w:val="1F2937"/>
                 <w:sz w:val="16"/>
               </w:rPr>
-              <w:t>Mevcut çözüm</w:t>
-            </w:r>
-          </w:p>
-        </w:tc>
-        <w:tc>
-          <w:tcPr>
-            <w:tcW w:type="dxa" w:w="2409"/>
-            <w:vAlign w:val="center"/>
-            <w:shd w:fill="C2410C"/>
-            <w:tcBorders>
-              <w:top w:val="single" w:sz="4" w:color="D1D5DB"/>
-              <w:left w:val="single" w:sz="4" w:color="D1D5DB"/>
-              <w:bottom w:val="single" w:sz="4" w:color="D1D5DB"/>
-              <w:right w:val="single" w:sz="4" w:color="D1D5DB"/>
-            </w:tcBorders>
-          </w:tcPr>
-          <w:p>
-            <w:pPr>
-              <w:spacing w:after="0"/>
-            </w:pPr>
-            <w:r>
-              <w:rPr>
-                <w:rFonts w:ascii="Aptos" w:hAnsi="Aptos" w:eastAsia="Aptos"/>
-                <w:b/>
-                <w:color w:val="FFFFFF"/>
-                <w:sz w:val="16"/>
-              </w:rPr>
-              <w:t>İşe yarayan yönü</w:t>
-            </w:r>
-          </w:p>
-        </w:tc>
-        <w:tc>
-          <w:tcPr>
-            <w:tcW w:type="dxa" w:w="2409"/>
-            <w:vAlign w:val="center"/>
-            <w:shd w:fill="C2410C"/>
-            <w:tcBorders>
-              <w:top w:val="single" w:sz="4" w:color="D1D5DB"/>
-              <w:left w:val="single" w:sz="4" w:color="D1D5DB"/>
-              <w:bottom w:val="single" w:sz="4" w:color="D1D5DB"/>
-              <w:right w:val="single" w:sz="4" w:color="D1D5DB"/>
-            </w:tcBorders>
-          </w:tcPr>
-          <w:p>
-            <w:pPr>
-              <w:spacing w:after="0"/>
-            </w:pPr>
-            <w:r>
-              <w:rPr>
-                <w:rFonts w:ascii="Aptos" w:hAnsi="Aptos" w:eastAsia="Aptos"/>
-                <w:b/>
-                <w:color w:val="FFFFFF"/>
-                <w:sz w:val="16"/>
-              </w:rPr>
-              <w:t>Sınırlılığı</w:t>
-            </w:r>
-          </w:p>
-        </w:tc>
-        <w:tc>
-          <w:tcPr>
-            <w:tcW w:type="dxa" w:w="2409"/>
-            <w:vAlign w:val="center"/>
-            <w:shd w:fill="C2410C"/>
-            <w:tcBorders>
-              <w:top w:val="single" w:sz="4" w:color="D1D5DB"/>
-              <w:left w:val="single" w:sz="4" w:color="D1D5DB"/>
-              <w:bottom w:val="single" w:sz="4" w:color="D1D5DB"/>
-              <w:right w:val="single" w:sz="4" w:color="D1D5DB"/>
-            </w:tcBorders>
-          </w:tcPr>
-          <w:p>
-            <w:pPr>
-              <w:spacing w:after="0"/>
-            </w:pPr>
-            <w:r>
-              <w:rPr>
-                <w:rFonts w:ascii="Aptos" w:hAnsi="Aptos" w:eastAsia="Aptos"/>
-                <w:b/>
-                <w:color w:val="FFFFFF"/>
-                <w:sz w:val="16"/>
-              </w:rPr>
-              <w:t>Kullanıcı/çevre açısından not</w:t>
+              <w:t>[ ]</w:t>
             </w:r>
           </w:p>
         </w:tc>
@@ -1027,7 +753,7 @@
         </w:trPr>
         <w:tc>
           <w:tcPr>
-            <w:tcW w:type="dxa" w:w="2409"/>
+            <w:tcW w:type="dxa" w:w="3213"/>
             <w:vAlign w:val="center"/>
             <w:shd w:fill="FFFFFF"/>
             <w:tcBorders>
@@ -1048,453 +774,13 @@
                 <w:color w:val="1F2937"/>
                 <w:sz w:val="16"/>
               </w:rPr>
-              <w:t>A</w:t>
+              <w:t>3. ________________________</w:t>
             </w:r>
           </w:p>
         </w:tc>
         <w:tc>
           <w:tcPr>
-            <w:tcW w:type="dxa" w:w="2409"/>
-            <w:vAlign w:val="center"/>
-            <w:shd w:fill="FFFFFF"/>
-            <w:tcBorders>
-              <w:top w:val="single" w:sz="4" w:color="D1D5DB"/>
-              <w:left w:val="single" w:sz="4" w:color="D1D5DB"/>
-              <w:bottom w:val="single" w:sz="4" w:color="D1D5DB"/>
-              <w:right w:val="single" w:sz="4" w:color="D1D5DB"/>
-            </w:tcBorders>
-          </w:tcPr>
-          <w:p>
-            <w:pPr>
-              <w:spacing w:after="0"/>
-            </w:pPr>
-          </w:p>
-        </w:tc>
-        <w:tc>
-          <w:tcPr>
-            <w:tcW w:type="dxa" w:w="2409"/>
-            <w:vAlign w:val="center"/>
-            <w:shd w:fill="FFFFFF"/>
-            <w:tcBorders>
-              <w:top w:val="single" w:sz="4" w:color="D1D5DB"/>
-              <w:left w:val="single" w:sz="4" w:color="D1D5DB"/>
-              <w:bottom w:val="single" w:sz="4" w:color="D1D5DB"/>
-              <w:right w:val="single" w:sz="4" w:color="D1D5DB"/>
-            </w:tcBorders>
-          </w:tcPr>
-          <w:p>
-            <w:pPr>
-              <w:spacing w:after="0"/>
-            </w:pPr>
-          </w:p>
-        </w:tc>
-        <w:tc>
-          <w:tcPr>
-            <w:tcW w:type="dxa" w:w="2409"/>
-            <w:vAlign w:val="center"/>
-            <w:shd w:fill="FFFFFF"/>
-            <w:tcBorders>
-              <w:top w:val="single" w:sz="4" w:color="D1D5DB"/>
-              <w:left w:val="single" w:sz="4" w:color="D1D5DB"/>
-              <w:bottom w:val="single" w:sz="4" w:color="D1D5DB"/>
-              <w:right w:val="single" w:sz="4" w:color="D1D5DB"/>
-            </w:tcBorders>
-          </w:tcPr>
-          <w:p>
-            <w:pPr>
-              <w:spacing w:after="0"/>
-            </w:pPr>
-          </w:p>
-        </w:tc>
-      </w:tr>
-      <w:tr>
-        <w:trPr>
-          <w:cantSplit/>
-        </w:trPr>
-        <w:tc>
-          <w:tcPr>
-            <w:tcW w:type="dxa" w:w="2409"/>
-            <w:vAlign w:val="center"/>
-            <w:shd w:fill="FFF8F3"/>
-            <w:tcBorders>
-              <w:top w:val="single" w:sz="4" w:color="D1D5DB"/>
-              <w:left w:val="single" w:sz="4" w:color="D1D5DB"/>
-              <w:bottom w:val="single" w:sz="4" w:color="D1D5DB"/>
-              <w:right w:val="single" w:sz="4" w:color="D1D5DB"/>
-            </w:tcBorders>
-          </w:tcPr>
-          <w:p>
-            <w:pPr>
-              <w:spacing w:after="0"/>
-            </w:pPr>
-            <w:r>
-              <w:rPr>
-                <w:rFonts w:ascii="Aptos" w:hAnsi="Aptos" w:eastAsia="Aptos"/>
-                <w:b w:val="0"/>
-                <w:color w:val="1F2937"/>
-                <w:sz w:val="16"/>
-              </w:rPr>
-              <w:t>B</w:t>
-            </w:r>
-          </w:p>
-        </w:tc>
-        <w:tc>
-          <w:tcPr>
-            <w:tcW w:type="dxa" w:w="2409"/>
-            <w:vAlign w:val="center"/>
-            <w:shd w:fill="FFF8F3"/>
-            <w:tcBorders>
-              <w:top w:val="single" w:sz="4" w:color="D1D5DB"/>
-              <w:left w:val="single" w:sz="4" w:color="D1D5DB"/>
-              <w:bottom w:val="single" w:sz="4" w:color="D1D5DB"/>
-              <w:right w:val="single" w:sz="4" w:color="D1D5DB"/>
-            </w:tcBorders>
-          </w:tcPr>
-          <w:p>
-            <w:pPr>
-              <w:spacing w:after="0"/>
-            </w:pPr>
-          </w:p>
-        </w:tc>
-        <w:tc>
-          <w:tcPr>
-            <w:tcW w:type="dxa" w:w="2409"/>
-            <w:vAlign w:val="center"/>
-            <w:shd w:fill="FFF8F3"/>
-            <w:tcBorders>
-              <w:top w:val="single" w:sz="4" w:color="D1D5DB"/>
-              <w:left w:val="single" w:sz="4" w:color="D1D5DB"/>
-              <w:bottom w:val="single" w:sz="4" w:color="D1D5DB"/>
-              <w:right w:val="single" w:sz="4" w:color="D1D5DB"/>
-            </w:tcBorders>
-          </w:tcPr>
-          <w:p>
-            <w:pPr>
-              <w:spacing w:after="0"/>
-            </w:pPr>
-          </w:p>
-        </w:tc>
-        <w:tc>
-          <w:tcPr>
-            <w:tcW w:type="dxa" w:w="2409"/>
-            <w:vAlign w:val="center"/>
-            <w:shd w:fill="FFF8F3"/>
-            <w:tcBorders>
-              <w:top w:val="single" w:sz="4" w:color="D1D5DB"/>
-              <w:left w:val="single" w:sz="4" w:color="D1D5DB"/>
-              <w:bottom w:val="single" w:sz="4" w:color="D1D5DB"/>
-              <w:right w:val="single" w:sz="4" w:color="D1D5DB"/>
-            </w:tcBorders>
-          </w:tcPr>
-          <w:p>
-            <w:pPr>
-              <w:spacing w:after="0"/>
-            </w:pPr>
-          </w:p>
-        </w:tc>
-      </w:tr>
-    </w:tbl>
-    <w:p/>
-    <w:p>
-      <w:r>
-        <w:rPr>
-          <w:rFonts w:ascii="Aptos" w:hAnsi="Aptos" w:eastAsia="Aptos"/>
-          <w:b w:val="0"/>
-          <w:color w:val="1F2937"/>
-          <w:sz w:val="20"/>
-        </w:rPr>
-        <w:t>Benim ürünüm şu sınırlılığı azaltmaya çalışacak: _______________________</w:t>
-      </w:r>
-    </w:p>
-    <w:p>
-      <w:r>
-        <w:rPr>
-          <w:rFonts w:ascii="Aptos" w:hAnsi="Aptos" w:eastAsia="Aptos"/>
-          <w:b w:val="0"/>
-          <w:color w:val="1F2937"/>
-          <w:sz w:val="20"/>
-        </w:rPr>
-        <w:t>Kullanıcıya sağlayacağı olası fayda: __________________________________</w:t>
-      </w:r>
-    </w:p>
-    <w:p>
-      <w:pPr>
-        <w:keepNext/>
-      </w:pPr>
-      <w:r>
-        <w:rPr>
-          <w:rFonts w:ascii="Aptos" w:hAnsi="Aptos" w:eastAsia="Aptos"/>
-          <w:b/>
-          <w:color w:val="EA580C"/>
-          <w:sz w:val="24"/>
-        </w:rPr>
-        <w:t>Kısa yansıtma ve kontrol</w:t>
-      </w:r>
-    </w:p>
-    <w:p>
-      <w:r>
-        <w:rPr>
-          <w:rFonts w:ascii="Aptos" w:hAnsi="Aptos" w:eastAsia="Aptos"/>
-          <w:b w:val="0"/>
-          <w:color w:val="1F2937"/>
-          <w:sz w:val="20"/>
-        </w:rPr>
-        <w:t>Çözümü düşünmeden önce problemi açıklaştırmak bana şunu fark ettirdi:</w:t>
-      </w:r>
-    </w:p>
-    <w:p>
-      <w:r>
-        <w:rPr>
-          <w:rFonts w:ascii="Aptos" w:hAnsi="Aptos" w:eastAsia="Aptos"/>
-          <w:b w:val="0"/>
-          <w:color w:val="1F2937"/>
-          <w:sz w:val="20"/>
-        </w:rPr>
-        <w:t>_______________________________________________________________</w:t>
-      </w:r>
-    </w:p>
-    <w:p>
-      <w:pPr>
-        <w:pStyle w:val="ListBullet"/>
-      </w:pPr>
-      <w:r>
-        <w:rPr>
-          <w:rFonts w:ascii="Aptos" w:hAnsi="Aptos" w:eastAsia="Aptos"/>
-          <w:b w:val="0"/>
-          <w:color w:val="1F2937"/>
-          <w:sz w:val="20"/>
-        </w:rPr>
-        <w:t>Kullanıcı, durum ve ihtiyacı ayrı yazdım.</w:t>
-      </w:r>
-    </w:p>
-    <w:p>
-      <w:pPr>
-        <w:pStyle w:val="ListBullet"/>
-      </w:pPr>
-      <w:r>
-        <w:rPr>
-          <w:rFonts w:ascii="Aptos" w:hAnsi="Aptos" w:eastAsia="Aptos"/>
-          <w:b w:val="0"/>
-          <w:color w:val="1F2937"/>
-          <w:sz w:val="20"/>
-        </w:rPr>
-        <w:t>En az iki mevcut çözümü karşılaştırdım.</w:t>
-      </w:r>
-    </w:p>
-    <w:p>
-      <w:pPr>
-        <w:pStyle w:val="ListBullet"/>
-      </w:pPr>
-      <w:r>
-        <w:rPr>
-          <w:rFonts w:ascii="Aptos" w:hAnsi="Aptos" w:eastAsia="Aptos"/>
-          <w:b w:val="0"/>
-          <w:color w:val="1F2937"/>
-          <w:sz w:val="20"/>
-        </w:rPr>
-        <w:t>Fikrimde azaltmak istediğim sınırlılığı belirttim.</w:t>
-      </w:r>
-    </w:p>
-    <w:p>
-      <w:pPr>
-        <w:pStyle w:val="ListBullet"/>
-      </w:pPr>
-      <w:r>
-        <w:rPr>
-          <w:rFonts w:ascii="Aptos" w:hAnsi="Aptos" w:eastAsia="Aptos"/>
-          <w:b w:val="0"/>
-          <w:color w:val="1F2937"/>
-          <w:sz w:val="20"/>
-        </w:rPr>
-        <w:t>Grubumun sorusunu kendi kararım için kullandım.</w:t>
-      </w:r>
-    </w:p>
-    <w:p>
-      <w:r>
-        <w:br w:type="page"/>
-      </w:r>
-    </w:p>
-    <w:p>
-      <w:pPr>
-        <w:keepNext/>
-      </w:pPr>
-      <w:r>
-        <w:rPr>
-          <w:rFonts w:ascii="Aptos" w:hAnsi="Aptos" w:eastAsia="Aptos"/>
-          <w:b/>
-          <w:color w:val="EA580C"/>
-          <w:sz w:val="24"/>
-        </w:rPr>
-        <w:t>ÇALIŞMA KÂĞIDI 3 — Dört pencereli eskizim</w:t>
-      </w:r>
-    </w:p>
-    <w:p>
-      <w:r>
-        <w:rPr>
-          <w:rFonts w:ascii="Aptos" w:hAnsi="Aptos" w:eastAsia="Aptos"/>
-          <w:b w:val="0"/>
-          <w:color w:val="1F2937"/>
-          <w:sz w:val="20"/>
-        </w:rPr>
-        <w:t>**Adı Soyadı:** ___________________________  **Sınıf/No:** __________  **Tarih:** __________</w:t>
-      </w:r>
-    </w:p>
-    <w:p>
-      <w:pPr>
-        <w:shd w:fill="FFF7ED"/>
-      </w:pPr>
-      <w:r>
-        <w:rPr>
-          <w:rFonts w:ascii="Aptos" w:hAnsi="Aptos" w:eastAsia="Aptos"/>
-          <w:b w:val="0"/>
-          <w:color w:val="1F2937"/>
-          <w:sz w:val="20"/>
-        </w:rPr>
-        <w:t>**Yönerge:** Önceki kâğıtta belirlediğin probleme yönelik bir fikri seç. Çizimin güzel görünmesi değil; kullanıcının, ürünün işleyişinin, farkının ve faydasının oklar/etiketlerle anlaşılması önemlidir. Akranın yalnızca iki soru sorar; yararlı bulduğun dönütü sen eklersin.</w:t>
-      </w:r>
-    </w:p>
-    <w:p>
-      <w:pPr>
-        <w:shd w:fill="FFF7ED"/>
-      </w:pPr>
-    </w:p>
-    <w:p>
-      <w:pPr>
-        <w:shd w:fill="FFF7ED"/>
-      </w:pPr>
-      <w:r>
-        <w:rPr>
-          <w:rFonts w:ascii="Aptos" w:hAnsi="Aptos" w:eastAsia="Aptos"/>
-          <w:b w:val="0"/>
-          <w:color w:val="1F2937"/>
-          <w:sz w:val="20"/>
-        </w:rPr>
-        <w:t>**Süre:** 20 dakika&lt;br/&gt;</w:t>
-      </w:r>
-    </w:p>
-    <w:p>
-      <w:pPr>
-        <w:shd w:fill="FFF7ED"/>
-      </w:pPr>
-      <w:r>
-        <w:rPr>
-          <w:rFonts w:ascii="Aptos" w:hAnsi="Aptos" w:eastAsia="Aptos"/>
-          <w:b w:val="0"/>
-          <w:color w:val="1F2937"/>
-          <w:sz w:val="20"/>
-        </w:rPr>
-        <w:t>**Çalışma kanıtı:** İşleyişi görünür, etiketli ürün taslağı</w:t>
-      </w:r>
-    </w:p>
-    <w:p>
-      <w:r>
-        <w:rPr>
-          <w:rFonts w:ascii="Aptos" w:hAnsi="Aptos" w:eastAsia="Aptos"/>
-          <w:b w:val="0"/>
-          <w:color w:val="1F2937"/>
-          <w:sz w:val="20"/>
-        </w:rPr>
-        <w:t>**İlgili öğrenme çıktısı:** TT.8.1.2 — İnovatif bir ürünün taslağını oluşturabilme&lt;br/&gt;</w:t>
-      </w:r>
-    </w:p>
-    <w:p>
-      <w:r>
-        <w:rPr>
-          <w:rFonts w:ascii="Aptos" w:hAnsi="Aptos" w:eastAsia="Aptos"/>
-          <w:b w:val="0"/>
-          <w:color w:val="1F2937"/>
-          <w:sz w:val="20"/>
-        </w:rPr>
-        <w:t>**Beceri odağı:** TSRMAB1.1 Taslak Oluşturma, E3.3 Yaratıcılık, E3.5 Açık Fikirlilik, SDB3.2 Esneklik</w:t>
-      </w:r>
-    </w:p>
-    <w:p>
-      <w:r>
-        <w:rPr>
-          <w:rFonts w:ascii="Aptos" w:hAnsi="Aptos" w:eastAsia="Aptos"/>
-          <w:b w:val="0"/>
-          <w:color w:val="1F2937"/>
-          <w:sz w:val="20"/>
-        </w:rPr>
-        <w:t>Ürün fikrimin geçici adı: ______________________________________</w:t>
-      </w:r>
-    </w:p>
-    <w:tbl>
-      <w:tblPr>
-        <w:tblW w:type="auto" w:w="0"/>
-        <w:tblLook w:firstColumn="1" w:firstRow="1" w:lastColumn="0" w:lastRow="0" w:noHBand="0" w:noVBand="1" w:val="04A0"/>
-      </w:tblPr>
-      <w:tblGrid>
-        <w:gridCol w:w="4819"/>
-        <w:gridCol w:w="4819"/>
-      </w:tblGrid>
-      <w:tr>
-        <w:trPr>
-          <w:cantSplit/>
-          <w:tblHeader w:val="true"/>
-        </w:trPr>
-        <w:tc>
-          <w:tcPr>
-            <w:tcW w:type="dxa" w:w="4819"/>
-            <w:vAlign w:val="center"/>
-            <w:shd w:fill="C2410C"/>
-            <w:tcBorders>
-              <w:top w:val="single" w:sz="4" w:color="D1D5DB"/>
-              <w:left w:val="single" w:sz="4" w:color="D1D5DB"/>
-              <w:bottom w:val="single" w:sz="4" w:color="D1D5DB"/>
-              <w:right w:val="single" w:sz="4" w:color="D1D5DB"/>
-            </w:tcBorders>
-          </w:tcPr>
-          <w:p>
-            <w:pPr>
-              <w:spacing w:after="0"/>
-            </w:pPr>
-            <w:r>
-              <w:rPr>
-                <w:rFonts w:ascii="Aptos" w:hAnsi="Aptos" w:eastAsia="Aptos"/>
-                <w:b/>
-                <w:color w:val="FFFFFF"/>
-                <w:sz w:val="16"/>
-              </w:rPr>
-              <w:t>1. Kullanıcı ve ihtiyaç</w:t>
-            </w:r>
-          </w:p>
-        </w:tc>
-        <w:tc>
-          <w:tcPr>
-            <w:tcW w:type="dxa" w:w="4819"/>
-            <w:vAlign w:val="center"/>
-            <w:shd w:fill="C2410C"/>
-            <w:tcBorders>
-              <w:top w:val="single" w:sz="4" w:color="D1D5DB"/>
-              <w:left w:val="single" w:sz="4" w:color="D1D5DB"/>
-              <w:bottom w:val="single" w:sz="4" w:color="D1D5DB"/>
-              <w:right w:val="single" w:sz="4" w:color="D1D5DB"/>
-            </w:tcBorders>
-          </w:tcPr>
-          <w:p>
-            <w:pPr>
-              <w:spacing w:after="0"/>
-            </w:pPr>
-            <w:r>
-              <w:rPr>
-                <w:rFonts w:ascii="Aptos" w:hAnsi="Aptos" w:eastAsia="Aptos"/>
-                <w:b/>
-                <w:color w:val="FFFFFF"/>
-                <w:sz w:val="16"/>
-              </w:rPr>
-              <w:t>2. Ürünün görünüşü</w:t>
-            </w:r>
-          </w:p>
-        </w:tc>
-      </w:tr>
-      <w:tr>
-        <w:trPr>
-          <w:cantSplit/>
-        </w:trPr>
-        <w:tc>
-          <w:tcPr>
-            <w:tcW w:type="dxa" w:w="4819"/>
+            <w:tcW w:type="dxa" w:w="3213"/>
             <w:vAlign w:val="center"/>
             <w:shd w:fill="FFFFFF"/>
             <w:tcBorders>
@@ -1515,13 +801,13 @@
                 <w:color w:val="1F2937"/>
                 <w:sz w:val="16"/>
               </w:rPr>
-              <w:t>Kullanıcı:</w:t>
+              <w:t>________________________</w:t>
             </w:r>
           </w:p>
         </w:tc>
         <w:tc>
           <w:tcPr>
-            <w:tcW w:type="dxa" w:w="4819"/>
+            <w:tcW w:type="dxa" w:w="3213"/>
             <w:vAlign w:val="center"/>
             <w:shd w:fill="FFFFFF"/>
             <w:tcBorders>
@@ -1542,287 +828,7 @@
                 <w:color w:val="1F2937"/>
                 <w:sz w:val="16"/>
               </w:rPr>
-              <w:t>&gt; **PDF üretim notu:** Bu hücre için `DrawingBox` kullanılır. Öğrenci ürünü çizer ve en az iki parçayı etiketler.</w:t>
-            </w:r>
-          </w:p>
-        </w:tc>
-      </w:tr>
-      <w:tr>
-        <w:trPr>
-          <w:cantSplit/>
-        </w:trPr>
-        <w:tc>
-          <w:tcPr>
-            <w:tcW w:type="dxa" w:w="4819"/>
-            <w:vAlign w:val="center"/>
-            <w:shd w:fill="FFF8F3"/>
-            <w:tcBorders>
-              <w:top w:val="single" w:sz="4" w:color="D1D5DB"/>
-              <w:left w:val="single" w:sz="4" w:color="D1D5DB"/>
-              <w:bottom w:val="single" w:sz="4" w:color="D1D5DB"/>
-              <w:right w:val="single" w:sz="4" w:color="D1D5DB"/>
-            </w:tcBorders>
-          </w:tcPr>
-          <w:p>
-            <w:pPr>
-              <w:spacing w:after="0"/>
-            </w:pPr>
-            <w:r>
-              <w:rPr>
-                <w:rFonts w:ascii="Aptos" w:hAnsi="Aptos" w:eastAsia="Aptos"/>
-                <w:b w:val="0"/>
-                <w:color w:val="1F2937"/>
-                <w:sz w:val="16"/>
-              </w:rPr>
-              <w:t>İhtiyaç/problem:</w:t>
-            </w:r>
-          </w:p>
-        </w:tc>
-        <w:tc>
-          <w:tcPr>
-            <w:tcW w:type="dxa" w:w="4819"/>
-            <w:vAlign w:val="center"/>
-            <w:shd w:fill="FFF8F3"/>
-            <w:tcBorders>
-              <w:top w:val="single" w:sz="4" w:color="D1D5DB"/>
-              <w:left w:val="single" w:sz="4" w:color="D1D5DB"/>
-              <w:bottom w:val="single" w:sz="4" w:color="D1D5DB"/>
-              <w:right w:val="single" w:sz="4" w:color="D1D5DB"/>
-            </w:tcBorders>
-          </w:tcPr>
-          <w:p>
-            <w:pPr>
-              <w:spacing w:after="0"/>
-            </w:pPr>
-          </w:p>
-        </w:tc>
-      </w:tr>
-    </w:tbl>
-    <w:p/>
-    <w:tbl>
-      <w:tblPr>
-        <w:tblW w:type="auto" w:w="0"/>
-        <w:tblLook w:firstColumn="1" w:firstRow="1" w:lastColumn="0" w:lastRow="0" w:noHBand="0" w:noVBand="1" w:val="04A0"/>
-      </w:tblPr>
-      <w:tblGrid>
-        <w:gridCol w:w="4819"/>
-        <w:gridCol w:w="4819"/>
-      </w:tblGrid>
-      <w:tr>
-        <w:trPr>
-          <w:cantSplit/>
-          <w:tblHeader w:val="true"/>
-        </w:trPr>
-        <w:tc>
-          <w:tcPr>
-            <w:tcW w:type="dxa" w:w="4819"/>
-            <w:vAlign w:val="center"/>
-            <w:shd w:fill="C2410C"/>
-            <w:tcBorders>
-              <w:top w:val="single" w:sz="4" w:color="D1D5DB"/>
-              <w:left w:val="single" w:sz="4" w:color="D1D5DB"/>
-              <w:bottom w:val="single" w:sz="4" w:color="D1D5DB"/>
-              <w:right w:val="single" w:sz="4" w:color="D1D5DB"/>
-            </w:tcBorders>
-          </w:tcPr>
-          <w:p>
-            <w:pPr>
-              <w:spacing w:after="0"/>
-            </w:pPr>
-            <w:r>
-              <w:rPr>
-                <w:rFonts w:ascii="Aptos" w:hAnsi="Aptos" w:eastAsia="Aptos"/>
-                <w:b/>
-                <w:color w:val="FFFFFF"/>
-                <w:sz w:val="16"/>
-              </w:rPr>
-              <w:t>3. Nasıl çalışır?</w:t>
-            </w:r>
-          </w:p>
-        </w:tc>
-        <w:tc>
-          <w:tcPr>
-            <w:tcW w:type="dxa" w:w="4819"/>
-            <w:vAlign w:val="center"/>
-            <w:shd w:fill="C2410C"/>
-            <w:tcBorders>
-              <w:top w:val="single" w:sz="4" w:color="D1D5DB"/>
-              <w:left w:val="single" w:sz="4" w:color="D1D5DB"/>
-              <w:bottom w:val="single" w:sz="4" w:color="D1D5DB"/>
-              <w:right w:val="single" w:sz="4" w:color="D1D5DB"/>
-            </w:tcBorders>
-          </w:tcPr>
-          <w:p>
-            <w:pPr>
-              <w:spacing w:after="0"/>
-            </w:pPr>
-            <w:r>
-              <w:rPr>
-                <w:rFonts w:ascii="Aptos" w:hAnsi="Aptos" w:eastAsia="Aptos"/>
-                <w:b/>
-                <w:color w:val="FFFFFF"/>
-                <w:sz w:val="16"/>
-              </w:rPr>
-              <w:t>4. Farkı ve faydası</w:t>
-            </w:r>
-          </w:p>
-        </w:tc>
-      </w:tr>
-      <w:tr>
-        <w:trPr>
-          <w:cantSplit/>
-        </w:trPr>
-        <w:tc>
-          <w:tcPr>
-            <w:tcW w:type="dxa" w:w="4819"/>
-            <w:vAlign w:val="center"/>
-            <w:shd w:fill="FFFFFF"/>
-            <w:tcBorders>
-              <w:top w:val="single" w:sz="4" w:color="D1D5DB"/>
-              <w:left w:val="single" w:sz="4" w:color="D1D5DB"/>
-              <w:bottom w:val="single" w:sz="4" w:color="D1D5DB"/>
-              <w:right w:val="single" w:sz="4" w:color="D1D5DB"/>
-            </w:tcBorders>
-          </w:tcPr>
-          <w:p>
-            <w:pPr>
-              <w:spacing w:after="0"/>
-            </w:pPr>
-            <w:r>
-              <w:rPr>
-                <w:rFonts w:ascii="Aptos" w:hAnsi="Aptos" w:eastAsia="Aptos"/>
-                <w:b w:val="0"/>
-                <w:color w:val="1F2937"/>
-                <w:sz w:val="16"/>
-              </w:rPr>
-              <w:t>&gt; **PDF üretim notu:** Bu hücre için `DrawingBox` kullanılır. Öğrenci oklar ve kısa notlarla işleyişi gösterir.</w:t>
-            </w:r>
-          </w:p>
-        </w:tc>
-        <w:tc>
-          <w:tcPr>
-            <w:tcW w:type="dxa" w:w="4819"/>
-            <w:vAlign w:val="center"/>
-            <w:shd w:fill="FFFFFF"/>
-            <w:tcBorders>
-              <w:top w:val="single" w:sz="4" w:color="D1D5DB"/>
-              <w:left w:val="single" w:sz="4" w:color="D1D5DB"/>
-              <w:bottom w:val="single" w:sz="4" w:color="D1D5DB"/>
-              <w:right w:val="single" w:sz="4" w:color="D1D5DB"/>
-            </w:tcBorders>
-          </w:tcPr>
-          <w:p>
-            <w:pPr>
-              <w:spacing w:after="0"/>
-            </w:pPr>
-            <w:r>
-              <w:rPr>
-                <w:rFonts w:ascii="Aptos" w:hAnsi="Aptos" w:eastAsia="Aptos"/>
-                <w:b w:val="0"/>
-                <w:color w:val="1F2937"/>
-                <w:sz w:val="16"/>
-              </w:rPr>
-              <w:t>Mevcut çözüme göre farkı:</w:t>
-            </w:r>
-          </w:p>
-        </w:tc>
-      </w:tr>
-      <w:tr>
-        <w:trPr>
-          <w:cantSplit/>
-        </w:trPr>
-        <w:tc>
-          <w:tcPr>
-            <w:tcW w:type="dxa" w:w="4819"/>
-            <w:vAlign w:val="center"/>
-            <w:shd w:fill="FFF8F3"/>
-            <w:tcBorders>
-              <w:top w:val="single" w:sz="4" w:color="D1D5DB"/>
-              <w:left w:val="single" w:sz="4" w:color="D1D5DB"/>
-              <w:bottom w:val="single" w:sz="4" w:color="D1D5DB"/>
-              <w:right w:val="single" w:sz="4" w:color="D1D5DB"/>
-            </w:tcBorders>
-          </w:tcPr>
-          <w:p>
-            <w:pPr>
-              <w:spacing w:after="0"/>
-            </w:pPr>
-          </w:p>
-        </w:tc>
-        <w:tc>
-          <w:tcPr>
-            <w:tcW w:type="dxa" w:w="4819"/>
-            <w:vAlign w:val="center"/>
-            <w:shd w:fill="FFF8F3"/>
-            <w:tcBorders>
-              <w:top w:val="single" w:sz="4" w:color="D1D5DB"/>
-              <w:left w:val="single" w:sz="4" w:color="D1D5DB"/>
-              <w:bottom w:val="single" w:sz="4" w:color="D1D5DB"/>
-              <w:right w:val="single" w:sz="4" w:color="D1D5DB"/>
-            </w:tcBorders>
-          </w:tcPr>
-          <w:p>
-            <w:pPr>
-              <w:spacing w:after="0"/>
-            </w:pPr>
-            <w:r>
-              <w:rPr>
-                <w:rFonts w:ascii="Aptos" w:hAnsi="Aptos" w:eastAsia="Aptos"/>
-                <w:b w:val="0"/>
-                <w:color w:val="1F2937"/>
-                <w:sz w:val="16"/>
-              </w:rPr>
-              <w:t>Kullanıcıya faydası:</w:t>
-            </w:r>
-          </w:p>
-        </w:tc>
-      </w:tr>
-      <w:tr>
-        <w:trPr>
-          <w:cantSplit/>
-        </w:trPr>
-        <w:tc>
-          <w:tcPr>
-            <w:tcW w:type="dxa" w:w="4819"/>
-            <w:vAlign w:val="center"/>
-            <w:shd w:fill="FFFFFF"/>
-            <w:tcBorders>
-              <w:top w:val="single" w:sz="4" w:color="D1D5DB"/>
-              <w:left w:val="single" w:sz="4" w:color="D1D5DB"/>
-              <w:bottom w:val="single" w:sz="4" w:color="D1D5DB"/>
-              <w:right w:val="single" w:sz="4" w:color="D1D5DB"/>
-            </w:tcBorders>
-          </w:tcPr>
-          <w:p>
-            <w:pPr>
-              <w:spacing w:after="0"/>
-            </w:pPr>
-          </w:p>
-        </w:tc>
-        <w:tc>
-          <w:tcPr>
-            <w:tcW w:type="dxa" w:w="4819"/>
-            <w:vAlign w:val="center"/>
-            <w:shd w:fill="FFFFFF"/>
-            <w:tcBorders>
-              <w:top w:val="single" w:sz="4" w:color="D1D5DB"/>
-              <w:left w:val="single" w:sz="4" w:color="D1D5DB"/>
-              <w:bottom w:val="single" w:sz="4" w:color="D1D5DB"/>
-              <w:right w:val="single" w:sz="4" w:color="D1D5DB"/>
-            </w:tcBorders>
-          </w:tcPr>
-          <w:p>
-            <w:pPr>
-              <w:spacing w:after="0"/>
-            </w:pPr>
-            <w:r>
-              <w:rPr>
-                <w:rFonts w:ascii="Aptos" w:hAnsi="Aptos" w:eastAsia="Aptos"/>
-                <w:b w:val="0"/>
-                <w:color w:val="1F2937"/>
-                <w:sz w:val="16"/>
-              </w:rPr>
-              <w:t>Çevre veya kaynak kullanımı açısından dikkat edeceğim nokta:</w:t>
+              <w:t>[ ]</w:t>
             </w:r>
           </w:p>
         </w:tc>
@@ -1837,7 +843,7 @@
           <w:color w:val="1F2937"/>
           <w:sz w:val="20"/>
         </w:rPr>
-        <w:t>Akranımın yararlı sorusu: _____________________________________________</w:t>
+        <w:t>**Seçtiğim fikir:** ________________________________</w:t>
       </w:r>
     </w:p>
     <w:p>
@@ -1848,7 +854,18 @@
           <w:color w:val="1F2937"/>
           <w:sz w:val="20"/>
         </w:rPr>
-        <w:t>Eklemek/değiştirmek istediğim ayrıntı: __________________________________</w:t>
+        <w:t>**Bu fikri seçtim; çünkü:**</w:t>
+      </w:r>
+    </w:p>
+    <w:p>
+      <w:r>
+        <w:rPr>
+          <w:rFonts w:ascii="Aptos" w:hAnsi="Aptos" w:eastAsia="Aptos"/>
+          <w:b w:val="0"/>
+          <w:color w:val="1F2937"/>
+          <w:sz w:val="20"/>
+        </w:rPr>
+        <w:t>________________________________________________________________________________</w:t>
       </w:r>
     </w:p>
     <w:p>
@@ -1862,7 +879,7 @@
           <w:color w:val="EA580C"/>
           <w:sz w:val="24"/>
         </w:rPr>
-        <w:t>Kısa yansıtma ve kontrol</w:t>
+        <w:t>Kaynak notu</w:t>
       </w:r>
     </w:p>
     <w:p>
@@ -1873,13 +890,10 @@
           <w:color w:val="1F2937"/>
           <w:sz w:val="20"/>
         </w:rPr>
-        <w:t>Eskizimde işleyişi en iyi anlatan ok veya etiket: _______________________</w:t>
+        <w:t>Mevcut çözüm hakkında hangi kaynağa baktın? Kurum/yazar ve tarihini yaz.</w:t>
       </w:r>
     </w:p>
     <w:p>
-      <w:pPr>
-        <w:pStyle w:val="ListBullet"/>
-      </w:pPr>
       <w:r>
         <w:rPr>
           <w:rFonts w:ascii="Aptos" w:hAnsi="Aptos" w:eastAsia="Aptos"/>
@@ -1887,49 +901,7 @@
           <w:color w:val="1F2937"/>
           <w:sz w:val="20"/>
         </w:rPr>
-        <w:t>Kullanıcıyı ve ihtiyacı yazdım.</w:t>
-      </w:r>
-    </w:p>
-    <w:p>
-      <w:pPr>
-        <w:pStyle w:val="ListBullet"/>
-      </w:pPr>
-      <w:r>
-        <w:rPr>
-          <w:rFonts w:ascii="Aptos" w:hAnsi="Aptos" w:eastAsia="Aptos"/>
-          <w:b w:val="0"/>
-          <w:color w:val="1F2937"/>
-          <w:sz w:val="20"/>
-        </w:rPr>
-        <w:t>Ürünün görünüşünü çizdim ve etiketledim.</w:t>
-      </w:r>
-    </w:p>
-    <w:p>
-      <w:pPr>
-        <w:pStyle w:val="ListBullet"/>
-      </w:pPr>
-      <w:r>
-        <w:rPr>
-          <w:rFonts w:ascii="Aptos" w:hAnsi="Aptos" w:eastAsia="Aptos"/>
-          <w:b w:val="0"/>
-          <w:color w:val="1F2937"/>
-          <w:sz w:val="20"/>
-        </w:rPr>
-        <w:t>İşleyişi oklar veya kısa notlarla gösterdim.</w:t>
-      </w:r>
-    </w:p>
-    <w:p>
-      <w:pPr>
-        <w:pStyle w:val="ListBullet"/>
-      </w:pPr>
-      <w:r>
-        <w:rPr>
-          <w:rFonts w:ascii="Aptos" w:hAnsi="Aptos" w:eastAsia="Aptos"/>
-          <w:b w:val="0"/>
-          <w:color w:val="1F2937"/>
-          <w:sz w:val="20"/>
-        </w:rPr>
-        <w:t>Farkı ve faydayı yazdım.</w:t>
+        <w:t>________________________________________________________________________________</w:t>
       </w:r>
     </w:p>
     <w:p>
@@ -1948,7 +920,7 @@
           <w:color w:val="EA580C"/>
           <w:sz w:val="24"/>
         </w:rPr>
-        <w:t>ÇALIŞMA KÂĞIDI 4 — Koruma araştırmam ve dosyam</w:t>
+        <w:t>Çalışma Kâğıdı 3 — Etiketli Eskiz ve Koruma Notu</w:t>
       </w:r>
     </w:p>
     <w:p>
@@ -1963,9 +935,6 @@
       </w:r>
     </w:p>
     <w:p>
-      <w:pPr>
-        <w:shd w:fill="FFF7ED"/>
-      </w:pPr>
       <w:r>
         <w:rPr>
           <w:rFonts w:ascii="Aptos" w:hAnsi="Aptos" w:eastAsia="Aptos"/>
@@ -1973,40 +942,7 @@
           <w:color w:val="1F2937"/>
           <w:sz w:val="20"/>
         </w:rPr>
-        <w:t>**Yönerge:** 6. derste grup istasyonundan sonra ürünün için iki araştırma sorusu ve resmî kaynak yaz. 7. derste aynı kâğıtta ürün bilgini, kaynak doğrulamanı ve araştırılması uygun görünen yaklaşımı tamamla. Bu çalışma kesin tescil kararı veya gerçek başvuru değildir.</w:t>
-      </w:r>
-    </w:p>
-    <w:p>
-      <w:pPr>
-        <w:shd w:fill="FFF7ED"/>
-      </w:pPr>
-    </w:p>
-    <w:p>
-      <w:pPr>
-        <w:shd w:fill="FFF7ED"/>
-      </w:pPr>
-      <w:r>
-        <w:rPr>
-          <w:rFonts w:ascii="Aptos" w:hAnsi="Aptos" w:eastAsia="Aptos"/>
-          <w:b w:val="0"/>
-          <w:color w:val="1F2937"/>
-          <w:sz w:val="20"/>
-        </w:rPr>
-        <w:t>**Süre:** Ders 6: 5 dakika; Ders 7: 20 dakika&lt;br/&gt;</w:t>
-      </w:r>
-    </w:p>
-    <w:p>
-      <w:pPr>
-        <w:shd w:fill="FFF7ED"/>
-      </w:pPr>
-      <w:r>
-        <w:rPr>
-          <w:rFonts w:ascii="Aptos" w:hAnsi="Aptos" w:eastAsia="Aptos"/>
-          <w:b w:val="0"/>
-          <w:color w:val="1F2937"/>
-          <w:sz w:val="20"/>
-        </w:rPr>
-        <w:t>**Çalışma kanıtı:** Araştırma sorusu, resmî kaynak, doğrulama ve gerekçeli yaklaşım</w:t>
+        <w:t>Fikrini aşağıdaki alana çiz. Oklarla en az üç özelliği etiketle: kullanıcı, işleyiş ve geliştirme yönü.</w:t>
       </w:r>
     </w:p>
     <w:p>
@@ -2017,7 +953,7 @@
           <w:color w:val="1F2937"/>
           <w:sz w:val="20"/>
         </w:rPr>
-        <w:t>**İlgili öğrenme çıktısı:** TT.8.1.3 — Fikrî ve Sınai Mülkiyet Haklarının Korunması hakkında bilgi toplayabilme&lt;br/&gt;</w:t>
+        <w:t>| Eskiz alanı |</w:t>
       </w:r>
     </w:p>
     <w:p>
@@ -2028,7 +964,106 @@
           <w:color w:val="1F2937"/>
           <w:sz w:val="20"/>
         </w:rPr>
-        <w:t>**Beceri odağı:** KB2.6 Bilgi Toplama, OB2 Dijital Okuryazarlık, E2.2 Sorumluluk, E3.7 Sistematiklik, SDB3.3 Sorumlu Karar Verme</w:t>
+        <w:t>|---|</w:t>
+      </w:r>
+    </w:p>
+    <w:p>
+      <w:r>
+        <w:rPr>
+          <w:rFonts w:ascii="Aptos" w:hAnsi="Aptos" w:eastAsia="Aptos"/>
+          <w:b w:val="0"/>
+          <w:color w:val="1F2937"/>
+          <w:sz w:val="20"/>
+        </w:rPr>
+        <w:t>|</w:t>
+      </w:r>
+    </w:p>
+    <w:p>
+      <w:r>
+        <w:rPr>
+          <w:rFonts w:ascii="Aptos" w:hAnsi="Aptos" w:eastAsia="Aptos"/>
+          <w:b w:val="0"/>
+          <w:color w:val="1F2937"/>
+          <w:sz w:val="20"/>
+        </w:rPr>
+        <w:t>|</w:t>
+      </w:r>
+    </w:p>
+    <w:p>
+      <w:r>
+        <w:rPr>
+          <w:rFonts w:ascii="Aptos" w:hAnsi="Aptos" w:eastAsia="Aptos"/>
+          <w:b w:val="0"/>
+          <w:color w:val="1F2937"/>
+          <w:sz w:val="20"/>
+        </w:rPr>
+        <w:t>|</w:t>
+      </w:r>
+    </w:p>
+    <w:p>
+      <w:r>
+        <w:rPr>
+          <w:rFonts w:ascii="Aptos" w:hAnsi="Aptos" w:eastAsia="Aptos"/>
+          <w:b w:val="0"/>
+          <w:color w:val="1F2937"/>
+          <w:sz w:val="20"/>
+        </w:rPr>
+        <w:t>|</w:t>
+      </w:r>
+    </w:p>
+    <w:p>
+      <w:r>
+        <w:rPr>
+          <w:rFonts w:ascii="Aptos" w:hAnsi="Aptos" w:eastAsia="Aptos"/>
+          <w:b w:val="0"/>
+          <w:color w:val="1F2937"/>
+          <w:sz w:val="20"/>
+        </w:rPr>
+        <w:t>|</w:t>
+      </w:r>
+    </w:p>
+    <w:p>
+      <w:r>
+        <w:rPr>
+          <w:rFonts w:ascii="Aptos" w:hAnsi="Aptos" w:eastAsia="Aptos"/>
+          <w:b w:val="0"/>
+          <w:color w:val="1F2937"/>
+          <w:sz w:val="20"/>
+        </w:rPr>
+        <w:t>|  |</w:t>
+      </w:r>
+    </w:p>
+    <w:p>
+      <w:r>
+        <w:rPr>
+          <w:rFonts w:ascii="Aptos" w:hAnsi="Aptos" w:eastAsia="Aptos"/>
+          <w:b w:val="0"/>
+          <w:color w:val="1F2937"/>
+          <w:sz w:val="20"/>
+        </w:rPr>
+        <w:t>**Kullanıcı için fayda:** __________________________________________________________</w:t>
+      </w:r>
+    </w:p>
+    <w:p>
+      <w:r>
+        <w:rPr>
+          <w:rFonts w:ascii="Aptos" w:hAnsi="Aptos" w:eastAsia="Aptos"/>
+          <w:b w:val="0"/>
+          <w:color w:val="1F2937"/>
+          <w:sz w:val="20"/>
+        </w:rPr>
+        <w:t>**Araştırmam gereken koruma sorusu:** ______________________________________________</w:t>
+      </w:r>
+    </w:p>
+    <w:p>
+      <w:r>
+        <w:rPr>
+          <w:rFonts w:ascii="Aptos" w:hAnsi="Aptos" w:eastAsia="Aptos"/>
+          <w:b w:val="0"/>
+          <w:color w:val="1F2937"/>
+          <w:sz w:val="20"/>
+        </w:rPr>
+        <w:t>**Baktığım resmî/ güvenilir kaynak:** _______________________________________________</w:t>
       </w:r>
     </w:p>
     <w:p>
@@ -2042,7 +1077,7 @@
           <w:color w:val="EA580C"/>
           <w:sz w:val="24"/>
         </w:rPr>
-        <w:t>Ders 6 — Araştırma başlangıcı</w:t>
+        <w:t>Kısa yansıtma</w:t>
       </w:r>
     </w:p>
     <w:p>
@@ -2053,7 +1088,7 @@
           <w:color w:val="1F2937"/>
           <w:sz w:val="20"/>
         </w:rPr>
-        <w:t>Ürünümde araştırmak istediğim yön: □ teknik çözüm □ görünüş □ ad/işaret □ özgün içerik</w:t>
+        <w:t>Fikrimi geliştirmek için gelen en yararlı soru veya öneri:</w:t>
       </w:r>
     </w:p>
     <w:p>
@@ -2064,1171 +1099,7 @@
           <w:color w:val="1F2937"/>
           <w:sz w:val="20"/>
         </w:rPr>
-        <w:t>Araştırma sorum 1: ___________________________________________________</w:t>
-      </w:r>
-    </w:p>
-    <w:p>
-      <w:r>
-        <w:rPr>
-          <w:rFonts w:ascii="Aptos" w:hAnsi="Aptos" w:eastAsia="Aptos"/>
-          <w:b w:val="0"/>
-          <w:color w:val="1F2937"/>
-          <w:sz w:val="20"/>
-        </w:rPr>
-        <w:t>Araştırma sorum 2: ___________________________________________________</w:t>
-      </w:r>
-    </w:p>
-    <w:p>
-      <w:r>
-        <w:rPr>
-          <w:rFonts w:ascii="Aptos" w:hAnsi="Aptos" w:eastAsia="Aptos"/>
-          <w:b w:val="0"/>
-          <w:color w:val="1F2937"/>
-          <w:sz w:val="20"/>
-        </w:rPr>
-        <w:t>İlk bakacağım resmî kurum/sayfa: ______________________________________</w:t>
-      </w:r>
-    </w:p>
-    <w:p>
-      <w:pPr>
-        <w:keepNext/>
-      </w:pPr>
-      <w:r>
-        <w:rPr>
-          <w:rFonts w:ascii="Aptos" w:hAnsi="Aptos" w:eastAsia="Aptos"/>
-          <w:b/>
-          <w:color w:val="EA580C"/>
-          <w:sz w:val="24"/>
-        </w:rPr>
-        <w:t>Ders 7 — Koruma dosyam</w:t>
-      </w:r>
-    </w:p>
-    <w:tbl>
-      <w:tblPr>
-        <w:tblW w:type="auto" w:w="0"/>
-        <w:tblLook w:firstColumn="1" w:firstRow="1" w:lastColumn="0" w:lastRow="0" w:noHBand="0" w:noVBand="1" w:val="04A0"/>
-      </w:tblPr>
-      <w:tblGrid>
-        <w:gridCol w:w="4819"/>
-        <w:gridCol w:w="4819"/>
-      </w:tblGrid>
-      <w:tr>
-        <w:trPr>
-          <w:cantSplit/>
-          <w:tblHeader w:val="true"/>
-        </w:trPr>
-        <w:tc>
-          <w:tcPr>
-            <w:tcW w:type="dxa" w:w="4819"/>
-            <w:vAlign w:val="center"/>
-            <w:shd w:fill="C2410C"/>
-            <w:tcBorders>
-              <w:top w:val="single" w:sz="4" w:color="D1D5DB"/>
-              <w:left w:val="single" w:sz="4" w:color="D1D5DB"/>
-              <w:bottom w:val="single" w:sz="4" w:color="D1D5DB"/>
-              <w:right w:val="single" w:sz="4" w:color="D1D5DB"/>
-            </w:tcBorders>
-          </w:tcPr>
-          <w:p>
-            <w:pPr>
-              <w:spacing w:after="0"/>
-            </w:pPr>
-            <w:r>
-              <w:rPr>
-                <w:rFonts w:ascii="Aptos" w:hAnsi="Aptos" w:eastAsia="Aptos"/>
-                <w:b/>
-                <w:color w:val="FFFFFF"/>
-                <w:sz w:val="16"/>
-              </w:rPr>
-              <w:t>Dosya bölümü</w:t>
-            </w:r>
-          </w:p>
-        </w:tc>
-        <w:tc>
-          <w:tcPr>
-            <w:tcW w:type="dxa" w:w="4819"/>
-            <w:vAlign w:val="center"/>
-            <w:shd w:fill="C2410C"/>
-            <w:tcBorders>
-              <w:top w:val="single" w:sz="4" w:color="D1D5DB"/>
-              <w:left w:val="single" w:sz="4" w:color="D1D5DB"/>
-              <w:bottom w:val="single" w:sz="4" w:color="D1D5DB"/>
-              <w:right w:val="single" w:sz="4" w:color="D1D5DB"/>
-            </w:tcBorders>
-          </w:tcPr>
-          <w:p>
-            <w:pPr>
-              <w:spacing w:after="0"/>
-            </w:pPr>
-            <w:r>
-              <w:rPr>
-                <w:rFonts w:ascii="Aptos" w:hAnsi="Aptos" w:eastAsia="Aptos"/>
-                <w:b/>
-                <w:color w:val="FFFFFF"/>
-                <w:sz w:val="16"/>
-              </w:rPr>
-              <w:t>Notum</w:t>
-            </w:r>
-          </w:p>
-        </w:tc>
-      </w:tr>
-      <w:tr>
-        <w:trPr>
-          <w:cantSplit/>
-        </w:trPr>
-        <w:tc>
-          <w:tcPr>
-            <w:tcW w:type="dxa" w:w="4819"/>
-            <w:vAlign w:val="center"/>
-            <w:shd w:fill="FFFFFF"/>
-            <w:tcBorders>
-              <w:top w:val="single" w:sz="4" w:color="D1D5DB"/>
-              <w:left w:val="single" w:sz="4" w:color="D1D5DB"/>
-              <w:bottom w:val="single" w:sz="4" w:color="D1D5DB"/>
-              <w:right w:val="single" w:sz="4" w:color="D1D5DB"/>
-            </w:tcBorders>
-          </w:tcPr>
-          <w:p>
-            <w:pPr>
-              <w:spacing w:after="0"/>
-            </w:pPr>
-            <w:r>
-              <w:rPr>
-                <w:rFonts w:ascii="Aptos" w:hAnsi="Aptos" w:eastAsia="Aptos"/>
-                <w:b w:val="0"/>
-                <w:color w:val="1F2937"/>
-                <w:sz w:val="16"/>
-              </w:rPr>
-              <w:t>Ürün adı ve çözdüğü ihtiyaç</w:t>
-            </w:r>
-          </w:p>
-        </w:tc>
-        <w:tc>
-          <w:tcPr>
-            <w:tcW w:type="dxa" w:w="4819"/>
-            <w:vAlign w:val="center"/>
-            <w:shd w:fill="FFFFFF"/>
-            <w:tcBorders>
-              <w:top w:val="single" w:sz="4" w:color="D1D5DB"/>
-              <w:left w:val="single" w:sz="4" w:color="D1D5DB"/>
-              <w:bottom w:val="single" w:sz="4" w:color="D1D5DB"/>
-              <w:right w:val="single" w:sz="4" w:color="D1D5DB"/>
-            </w:tcBorders>
-          </w:tcPr>
-          <w:p>
-            <w:pPr>
-              <w:spacing w:after="0"/>
-            </w:pPr>
-          </w:p>
-        </w:tc>
-      </w:tr>
-      <w:tr>
-        <w:trPr>
-          <w:cantSplit/>
-        </w:trPr>
-        <w:tc>
-          <w:tcPr>
-            <w:tcW w:type="dxa" w:w="4819"/>
-            <w:vAlign w:val="center"/>
-            <w:shd w:fill="FFF8F3"/>
-            <w:tcBorders>
-              <w:top w:val="single" w:sz="4" w:color="D1D5DB"/>
-              <w:left w:val="single" w:sz="4" w:color="D1D5DB"/>
-              <w:bottom w:val="single" w:sz="4" w:color="D1D5DB"/>
-              <w:right w:val="single" w:sz="4" w:color="D1D5DB"/>
-            </w:tcBorders>
-          </w:tcPr>
-          <w:p>
-            <w:pPr>
-              <w:spacing w:after="0"/>
-            </w:pPr>
-            <w:r>
-              <w:rPr>
-                <w:rFonts w:ascii="Aptos" w:hAnsi="Aptos" w:eastAsia="Aptos"/>
-                <w:b w:val="0"/>
-                <w:color w:val="1F2937"/>
-                <w:sz w:val="16"/>
-              </w:rPr>
-              <w:t>Hedef kullanıcı ve inovatif yön</w:t>
-            </w:r>
-          </w:p>
-        </w:tc>
-        <w:tc>
-          <w:tcPr>
-            <w:tcW w:type="dxa" w:w="4819"/>
-            <w:vAlign w:val="center"/>
-            <w:shd w:fill="FFF8F3"/>
-            <w:tcBorders>
-              <w:top w:val="single" w:sz="4" w:color="D1D5DB"/>
-              <w:left w:val="single" w:sz="4" w:color="D1D5DB"/>
-              <w:bottom w:val="single" w:sz="4" w:color="D1D5DB"/>
-              <w:right w:val="single" w:sz="4" w:color="D1D5DB"/>
-            </w:tcBorders>
-          </w:tcPr>
-          <w:p>
-            <w:pPr>
-              <w:spacing w:after="0"/>
-            </w:pPr>
-          </w:p>
-        </w:tc>
-      </w:tr>
-      <w:tr>
-        <w:trPr>
-          <w:cantSplit/>
-        </w:trPr>
-        <w:tc>
-          <w:tcPr>
-            <w:tcW w:type="dxa" w:w="4819"/>
-            <w:vAlign w:val="center"/>
-            <w:shd w:fill="FFFFFF"/>
-            <w:tcBorders>
-              <w:top w:val="single" w:sz="4" w:color="D1D5DB"/>
-              <w:left w:val="single" w:sz="4" w:color="D1D5DB"/>
-              <w:bottom w:val="single" w:sz="4" w:color="D1D5DB"/>
-              <w:right w:val="single" w:sz="4" w:color="D1D5DB"/>
-            </w:tcBorders>
-          </w:tcPr>
-          <w:p>
-            <w:pPr>
-              <w:spacing w:after="0"/>
-            </w:pPr>
-            <w:r>
-              <w:rPr>
-                <w:rFonts w:ascii="Aptos" w:hAnsi="Aptos" w:eastAsia="Aptos"/>
-                <w:b w:val="0"/>
-                <w:color w:val="1F2937"/>
-                <w:sz w:val="16"/>
-              </w:rPr>
-              <w:t>Resmî kaynak: kurum/sayfa başlığı</w:t>
-            </w:r>
-          </w:p>
-        </w:tc>
-        <w:tc>
-          <w:tcPr>
-            <w:tcW w:type="dxa" w:w="4819"/>
-            <w:vAlign w:val="center"/>
-            <w:shd w:fill="FFFFFF"/>
-            <w:tcBorders>
-              <w:top w:val="single" w:sz="4" w:color="D1D5DB"/>
-              <w:left w:val="single" w:sz="4" w:color="D1D5DB"/>
-              <w:bottom w:val="single" w:sz="4" w:color="D1D5DB"/>
-              <w:right w:val="single" w:sz="4" w:color="D1D5DB"/>
-            </w:tcBorders>
-          </w:tcPr>
-          <w:p>
-            <w:pPr>
-              <w:spacing w:after="0"/>
-            </w:pPr>
-          </w:p>
-        </w:tc>
-      </w:tr>
-      <w:tr>
-        <w:trPr>
-          <w:cantSplit/>
-        </w:trPr>
-        <w:tc>
-          <w:tcPr>
-            <w:tcW w:type="dxa" w:w="4819"/>
-            <w:vAlign w:val="center"/>
-            <w:shd w:fill="FFF8F3"/>
-            <w:tcBorders>
-              <w:top w:val="single" w:sz="4" w:color="D1D5DB"/>
-              <w:left w:val="single" w:sz="4" w:color="D1D5DB"/>
-              <w:bottom w:val="single" w:sz="4" w:color="D1D5DB"/>
-              <w:right w:val="single" w:sz="4" w:color="D1D5DB"/>
-            </w:tcBorders>
-          </w:tcPr>
-          <w:p>
-            <w:pPr>
-              <w:spacing w:after="0"/>
-            </w:pPr>
-            <w:r>
-              <w:rPr>
-                <w:rFonts w:ascii="Aptos" w:hAnsi="Aptos" w:eastAsia="Aptos"/>
-                <w:b w:val="0"/>
-                <w:color w:val="1F2937"/>
-                <w:sz w:val="16"/>
-              </w:rPr>
-              <w:t>Kaynağın desteklediği bilgi</w:t>
-            </w:r>
-          </w:p>
-        </w:tc>
-        <w:tc>
-          <w:tcPr>
-            <w:tcW w:type="dxa" w:w="4819"/>
-            <w:vAlign w:val="center"/>
-            <w:shd w:fill="FFF8F3"/>
-            <w:tcBorders>
-              <w:top w:val="single" w:sz="4" w:color="D1D5DB"/>
-              <w:left w:val="single" w:sz="4" w:color="D1D5DB"/>
-              <w:bottom w:val="single" w:sz="4" w:color="D1D5DB"/>
-              <w:right w:val="single" w:sz="4" w:color="D1D5DB"/>
-            </w:tcBorders>
-          </w:tcPr>
-          <w:p>
-            <w:pPr>
-              <w:spacing w:after="0"/>
-            </w:pPr>
-          </w:p>
-        </w:tc>
-      </w:tr>
-      <w:tr>
-        <w:trPr>
-          <w:cantSplit/>
-        </w:trPr>
-        <w:tc>
-          <w:tcPr>
-            <w:tcW w:type="dxa" w:w="4819"/>
-            <w:vAlign w:val="center"/>
-            <w:shd w:fill="FFFFFF"/>
-            <w:tcBorders>
-              <w:top w:val="single" w:sz="4" w:color="D1D5DB"/>
-              <w:left w:val="single" w:sz="4" w:color="D1D5DB"/>
-              <w:bottom w:val="single" w:sz="4" w:color="D1D5DB"/>
-              <w:right w:val="single" w:sz="4" w:color="D1D5DB"/>
-            </w:tcBorders>
-          </w:tcPr>
-          <w:p>
-            <w:pPr>
-              <w:spacing w:after="0"/>
-            </w:pPr>
-            <w:r>
-              <w:rPr>
-                <w:rFonts w:ascii="Aptos" w:hAnsi="Aptos" w:eastAsia="Aptos"/>
-                <w:b w:val="0"/>
-                <w:color w:val="1F2937"/>
-                <w:sz w:val="16"/>
-              </w:rPr>
-              <w:t>Tarih veya güncelleme bilgisi</w:t>
-            </w:r>
-          </w:p>
-        </w:tc>
-        <w:tc>
-          <w:tcPr>
-            <w:tcW w:type="dxa" w:w="4819"/>
-            <w:vAlign w:val="center"/>
-            <w:shd w:fill="FFFFFF"/>
-            <w:tcBorders>
-              <w:top w:val="single" w:sz="4" w:color="D1D5DB"/>
-              <w:left w:val="single" w:sz="4" w:color="D1D5DB"/>
-              <w:bottom w:val="single" w:sz="4" w:color="D1D5DB"/>
-              <w:right w:val="single" w:sz="4" w:color="D1D5DB"/>
-            </w:tcBorders>
-          </w:tcPr>
-          <w:p>
-            <w:pPr>
-              <w:spacing w:after="0"/>
-            </w:pPr>
-          </w:p>
-        </w:tc>
-      </w:tr>
-      <w:tr>
-        <w:trPr>
-          <w:cantSplit/>
-        </w:trPr>
-        <w:tc>
-          <w:tcPr>
-            <w:tcW w:type="dxa" w:w="4819"/>
-            <w:vAlign w:val="center"/>
-            <w:shd w:fill="FFF8F3"/>
-            <w:tcBorders>
-              <w:top w:val="single" w:sz="4" w:color="D1D5DB"/>
-              <w:left w:val="single" w:sz="4" w:color="D1D5DB"/>
-              <w:bottom w:val="single" w:sz="4" w:color="D1D5DB"/>
-              <w:right w:val="single" w:sz="4" w:color="D1D5DB"/>
-            </w:tcBorders>
-          </w:tcPr>
-          <w:p>
-            <w:pPr>
-              <w:spacing w:after="0"/>
-            </w:pPr>
-            <w:r>
-              <w:rPr>
-                <w:rFonts w:ascii="Aptos" w:hAnsi="Aptos" w:eastAsia="Aptos"/>
-                <w:b w:val="0"/>
-                <w:color w:val="1F2937"/>
-                <w:sz w:val="16"/>
-              </w:rPr>
-              <w:t>Nasıl doğruladım?</w:t>
-            </w:r>
-          </w:p>
-        </w:tc>
-        <w:tc>
-          <w:tcPr>
-            <w:tcW w:type="dxa" w:w="4819"/>
-            <w:vAlign w:val="center"/>
-            <w:shd w:fill="FFF8F3"/>
-            <w:tcBorders>
-              <w:top w:val="single" w:sz="4" w:color="D1D5DB"/>
-              <w:left w:val="single" w:sz="4" w:color="D1D5DB"/>
-              <w:bottom w:val="single" w:sz="4" w:color="D1D5DB"/>
-              <w:right w:val="single" w:sz="4" w:color="D1D5DB"/>
-            </w:tcBorders>
-          </w:tcPr>
-          <w:p>
-            <w:pPr>
-              <w:spacing w:after="0"/>
-            </w:pPr>
-          </w:p>
-        </w:tc>
-      </w:tr>
-    </w:tbl>
-    <w:p/>
-    <w:p>
-      <w:r>
-        <w:rPr>
-          <w:rFonts w:ascii="Aptos" w:hAnsi="Aptos" w:eastAsia="Aptos"/>
-          <w:b w:val="0"/>
-          <w:color w:val="1F2937"/>
-          <w:sz w:val="20"/>
-        </w:rPr>
-        <w:t>Ürünümün şu yönü için araştırılması uygun görünen başlık:</w:t>
-      </w:r>
-    </w:p>
-    <w:p>
-      <w:r>
-        <w:rPr>
-          <w:rFonts w:ascii="Aptos" w:hAnsi="Aptos" w:eastAsia="Aptos"/>
-          <w:b w:val="0"/>
-          <w:color w:val="1F2937"/>
-          <w:sz w:val="20"/>
-        </w:rPr>
-        <w:t>_______________________________________________________________</w:t>
-      </w:r>
-    </w:p>
-    <w:p>
-      <w:r>
-        <w:rPr>
-          <w:rFonts w:ascii="Aptos" w:hAnsi="Aptos" w:eastAsia="Aptos"/>
-          <w:b w:val="0"/>
-          <w:color w:val="1F2937"/>
-          <w:sz w:val="20"/>
-        </w:rPr>
-        <w:t>Gerekçem (ürün özelliği + kaynak bilgisi): ____________________________</w:t>
-      </w:r>
-    </w:p>
-    <w:p>
-      <w:pPr>
-        <w:keepNext/>
-      </w:pPr>
-      <w:r>
-        <w:rPr>
-          <w:rFonts w:ascii="Aptos" w:hAnsi="Aptos" w:eastAsia="Aptos"/>
-          <w:b/>
-          <w:color w:val="EA580C"/>
-          <w:sz w:val="24"/>
-        </w:rPr>
-        <w:t>Kısa yansıtma ve kontrol</w:t>
-      </w:r>
-    </w:p>
-    <w:p>
-      <w:r>
-        <w:rPr>
-          <w:rFonts w:ascii="Aptos" w:hAnsi="Aptos" w:eastAsia="Aptos"/>
-          <w:b w:val="0"/>
-          <w:color w:val="1F2937"/>
-          <w:sz w:val="20"/>
-        </w:rPr>
-        <w:t>Araştırmamda kesin karar vermeden önce geliştirmem gereken nokta:</w:t>
-      </w:r>
-    </w:p>
-    <w:p>
-      <w:r>
-        <w:rPr>
-          <w:rFonts w:ascii="Aptos" w:hAnsi="Aptos" w:eastAsia="Aptos"/>
-          <w:b w:val="0"/>
-          <w:color w:val="1F2937"/>
-          <w:sz w:val="20"/>
-        </w:rPr>
-        <w:t>_______________________________________________________________</w:t>
-      </w:r>
-    </w:p>
-    <w:p>
-      <w:pPr>
-        <w:pStyle w:val="ListBullet"/>
-      </w:pPr>
-      <w:r>
-        <w:rPr>
-          <w:rFonts w:ascii="Aptos" w:hAnsi="Aptos" w:eastAsia="Aptos"/>
-          <w:b w:val="0"/>
-          <w:color w:val="1F2937"/>
-          <w:sz w:val="20"/>
-        </w:rPr>
-        <w:t>İki araştırma sorusu ve en az bir resmî kaynak yazdım.</w:t>
-      </w:r>
-    </w:p>
-    <w:p>
-      <w:pPr>
-        <w:pStyle w:val="ListBullet"/>
-      </w:pPr>
-      <w:r>
-        <w:rPr>
-          <w:rFonts w:ascii="Aptos" w:hAnsi="Aptos" w:eastAsia="Aptos"/>
-          <w:b w:val="0"/>
-          <w:color w:val="1F2937"/>
-          <w:sz w:val="20"/>
-        </w:rPr>
-        <w:t>Kaynağın desteklediği bilgiyi ve doğrulama notunu kaydettim.</w:t>
-      </w:r>
-    </w:p>
-    <w:p>
-      <w:pPr>
-        <w:pStyle w:val="ListBullet"/>
-      </w:pPr>
-      <w:r>
-        <w:rPr>
-          <w:rFonts w:ascii="Aptos" w:hAnsi="Aptos" w:eastAsia="Aptos"/>
-          <w:b w:val="0"/>
-          <w:color w:val="1F2937"/>
-          <w:sz w:val="20"/>
-        </w:rPr>
-        <w:t>Ürün özelliğim ile araştırma başlığını ilişkilendirdim.</w:t>
-      </w:r>
-    </w:p>
-    <w:p>
-      <w:pPr>
-        <w:pStyle w:val="ListBullet"/>
-      </w:pPr>
-      <w:r>
-        <w:rPr>
-          <w:rFonts w:ascii="Aptos" w:hAnsi="Aptos" w:eastAsia="Aptos"/>
-          <w:b w:val="0"/>
-          <w:color w:val="1F2937"/>
-          <w:sz w:val="20"/>
-        </w:rPr>
-        <w:t>Kişisel veri paylaşmadım ve gerçek başvuru yapmadım.</w:t>
-      </w:r>
-    </w:p>
-    <w:p>
-      <w:r>
-        <w:br w:type="page"/>
-      </w:r>
-    </w:p>
-    <w:p>
-      <w:pPr>
-        <w:keepNext/>
-      </w:pPr>
-      <w:r>
-        <w:rPr>
-          <w:rFonts w:ascii="Aptos" w:hAnsi="Aptos" w:eastAsia="Aptos"/>
-          <w:b/>
-          <w:color w:val="EA580C"/>
-          <w:sz w:val="24"/>
-        </w:rPr>
-        <w:t>ÇALIŞMA KÂĞIDI 5 — Dört sunum kartım ve gelişim hedefim</w:t>
-      </w:r>
-    </w:p>
-    <w:p>
-      <w:r>
-        <w:rPr>
-          <w:rFonts w:ascii="Aptos" w:hAnsi="Aptos" w:eastAsia="Aptos"/>
-          <w:b w:val="0"/>
-          <w:color w:val="1F2937"/>
-          <w:sz w:val="20"/>
-        </w:rPr>
-        <w:t>**Adı Soyadı:** ___________________________  **Sınıf/No:** __________  **Tarih:** __________</w:t>
-      </w:r>
-    </w:p>
-    <w:p>
-      <w:pPr>
-        <w:shd w:fill="FFF7ED"/>
-      </w:pPr>
-      <w:r>
-        <w:rPr>
-          <w:rFonts w:ascii="Aptos" w:hAnsi="Aptos" w:eastAsia="Aptos"/>
-          <w:b w:val="0"/>
-          <w:color w:val="1F2937"/>
-          <w:sz w:val="20"/>
-        </w:rPr>
-        <w:t>**Yönerge:** Sunum ya da galeri yürüyüşünden önce dört kısa not hazırla. Akran dönütünü kişiye değil kanıta yönelt; gelen dönütlerden birini gelişim hedefi seç. Galeri için grup kopyasındaki küçük dönüt kartı ayrıca kullanılır.</w:t>
-      </w:r>
-    </w:p>
-    <w:p>
-      <w:pPr>
-        <w:shd w:fill="FFF7ED"/>
-      </w:pPr>
-    </w:p>
-    <w:p>
-      <w:pPr>
-        <w:shd w:fill="FFF7ED"/>
-      </w:pPr>
-      <w:r>
-        <w:rPr>
-          <w:rFonts w:ascii="Aptos" w:hAnsi="Aptos" w:eastAsia="Aptos"/>
-          <w:b w:val="0"/>
-          <w:color w:val="1F2937"/>
-          <w:sz w:val="20"/>
-        </w:rPr>
-        <w:t>**Süre:** 20 dakika&lt;br/&gt;</w:t>
-      </w:r>
-    </w:p>
-    <w:p>
-      <w:pPr>
-        <w:shd w:fill="FFF7ED"/>
-      </w:pPr>
-      <w:r>
-        <w:rPr>
-          <w:rFonts w:ascii="Aptos" w:hAnsi="Aptos" w:eastAsia="Aptos"/>
-          <w:b w:val="0"/>
-          <w:color w:val="1F2937"/>
-          <w:sz w:val="20"/>
-        </w:rPr>
-        <w:t>**Çalışma kanıtı:** Sunum hazırlığı ve öz değerlendirme</w:t>
-      </w:r>
-    </w:p>
-    <w:p>
-      <w:r>
-        <w:rPr>
-          <w:rFonts w:ascii="Aptos" w:hAnsi="Aptos" w:eastAsia="Aptos"/>
-          <w:b w:val="0"/>
-          <w:color w:val="1F2937"/>
-          <w:sz w:val="20"/>
-        </w:rPr>
-        <w:t>**İlgili öğrenme çıktıları:** TT.8.1.2 ve TT.8.1.3&lt;br/&gt;</w:t>
-      </w:r>
-    </w:p>
-    <w:p>
-      <w:r>
-        <w:rPr>
-          <w:rFonts w:ascii="Aptos" w:hAnsi="Aptos" w:eastAsia="Aptos"/>
-          <w:b w:val="0"/>
-          <w:color w:val="1F2937"/>
-          <w:sz w:val="20"/>
-        </w:rPr>
-        <w:t>**Beceri odağı:** TSRMAB1.1 Taslak Oluşturma, SDB2.1 İletişim, E3.5 Açık Fikirlilik, D4 Dostluk</w:t>
-      </w:r>
-    </w:p>
-    <w:tbl>
-      <w:tblPr>
-        <w:tblW w:type="auto" w:w="0"/>
-        <w:tblLook w:firstColumn="1" w:firstRow="1" w:lastColumn="0" w:lastRow="0" w:noHBand="0" w:noVBand="1" w:val="04A0"/>
-      </w:tblPr>
-      <w:tblGrid>
-        <w:gridCol w:w="4819"/>
-        <w:gridCol w:w="4819"/>
-      </w:tblGrid>
-      <w:tr>
-        <w:trPr>
-          <w:cantSplit/>
-          <w:tblHeader w:val="true"/>
-        </w:trPr>
-        <w:tc>
-          <w:tcPr>
-            <w:tcW w:type="dxa" w:w="4819"/>
-            <w:vAlign w:val="center"/>
-            <w:shd w:fill="C2410C"/>
-            <w:tcBorders>
-              <w:top w:val="single" w:sz="4" w:color="D1D5DB"/>
-              <w:left w:val="single" w:sz="4" w:color="D1D5DB"/>
-              <w:bottom w:val="single" w:sz="4" w:color="D1D5DB"/>
-              <w:right w:val="single" w:sz="4" w:color="D1D5DB"/>
-            </w:tcBorders>
-          </w:tcPr>
-          <w:p>
-            <w:pPr>
-              <w:spacing w:after="0"/>
-            </w:pPr>
-            <w:r>
-              <w:rPr>
-                <w:rFonts w:ascii="Aptos" w:hAnsi="Aptos" w:eastAsia="Aptos"/>
-                <w:b/>
-                <w:color w:val="FFFFFF"/>
-                <w:sz w:val="16"/>
-              </w:rPr>
-              <w:t>Kart</w:t>
-            </w:r>
-          </w:p>
-        </w:tc>
-        <w:tc>
-          <w:tcPr>
-            <w:tcW w:type="dxa" w:w="4819"/>
-            <w:vAlign w:val="center"/>
-            <w:shd w:fill="C2410C"/>
-            <w:tcBorders>
-              <w:top w:val="single" w:sz="4" w:color="D1D5DB"/>
-              <w:left w:val="single" w:sz="4" w:color="D1D5DB"/>
-              <w:bottom w:val="single" w:sz="4" w:color="D1D5DB"/>
-              <w:right w:val="single" w:sz="4" w:color="D1D5DB"/>
-            </w:tcBorders>
-          </w:tcPr>
-          <w:p>
-            <w:pPr>
-              <w:spacing w:after="0"/>
-            </w:pPr>
-            <w:r>
-              <w:rPr>
-                <w:rFonts w:ascii="Aptos" w:hAnsi="Aptos" w:eastAsia="Aptos"/>
-                <w:b/>
-                <w:color w:val="FFFFFF"/>
-                <w:sz w:val="16"/>
-              </w:rPr>
-              <w:t>30–60 saniyede anlatacağım kısa açıklama</w:t>
-            </w:r>
-          </w:p>
-        </w:tc>
-      </w:tr>
-      <w:tr>
-        <w:trPr>
-          <w:cantSplit/>
-        </w:trPr>
-        <w:tc>
-          <w:tcPr>
-            <w:tcW w:type="dxa" w:w="4819"/>
-            <w:vAlign w:val="center"/>
-            <w:shd w:fill="FFFFFF"/>
-            <w:tcBorders>
-              <w:top w:val="single" w:sz="4" w:color="D1D5DB"/>
-              <w:left w:val="single" w:sz="4" w:color="D1D5DB"/>
-              <w:bottom w:val="single" w:sz="4" w:color="D1D5DB"/>
-              <w:right w:val="single" w:sz="4" w:color="D1D5DB"/>
-            </w:tcBorders>
-          </w:tcPr>
-          <w:p>
-            <w:pPr>
-              <w:spacing w:after="0"/>
-            </w:pPr>
-            <w:r>
-              <w:rPr>
-                <w:rFonts w:ascii="Aptos" w:hAnsi="Aptos" w:eastAsia="Aptos"/>
-                <w:b w:val="0"/>
-                <w:color w:val="1F2937"/>
-                <w:sz w:val="16"/>
-              </w:rPr>
-              <w:t>1. İhtiyaç</w:t>
-            </w:r>
-          </w:p>
-        </w:tc>
-        <w:tc>
-          <w:tcPr>
-            <w:tcW w:type="dxa" w:w="4819"/>
-            <w:vAlign w:val="center"/>
-            <w:shd w:fill="FFFFFF"/>
-            <w:tcBorders>
-              <w:top w:val="single" w:sz="4" w:color="D1D5DB"/>
-              <w:left w:val="single" w:sz="4" w:color="D1D5DB"/>
-              <w:bottom w:val="single" w:sz="4" w:color="D1D5DB"/>
-              <w:right w:val="single" w:sz="4" w:color="D1D5DB"/>
-            </w:tcBorders>
-          </w:tcPr>
-          <w:p>
-            <w:pPr>
-              <w:spacing w:after="0"/>
-            </w:pPr>
-          </w:p>
-        </w:tc>
-      </w:tr>
-      <w:tr>
-        <w:trPr>
-          <w:cantSplit/>
-        </w:trPr>
-        <w:tc>
-          <w:tcPr>
-            <w:tcW w:type="dxa" w:w="4819"/>
-            <w:vAlign w:val="center"/>
-            <w:shd w:fill="FFF8F3"/>
-            <w:tcBorders>
-              <w:top w:val="single" w:sz="4" w:color="D1D5DB"/>
-              <w:left w:val="single" w:sz="4" w:color="D1D5DB"/>
-              <w:bottom w:val="single" w:sz="4" w:color="D1D5DB"/>
-              <w:right w:val="single" w:sz="4" w:color="D1D5DB"/>
-            </w:tcBorders>
-          </w:tcPr>
-          <w:p>
-            <w:pPr>
-              <w:spacing w:after="0"/>
-            </w:pPr>
-            <w:r>
-              <w:rPr>
-                <w:rFonts w:ascii="Aptos" w:hAnsi="Aptos" w:eastAsia="Aptos"/>
-                <w:b w:val="0"/>
-                <w:color w:val="1F2937"/>
-                <w:sz w:val="16"/>
-              </w:rPr>
-              <w:t>2. Çözüm / işleyiş</w:t>
-            </w:r>
-          </w:p>
-        </w:tc>
-        <w:tc>
-          <w:tcPr>
-            <w:tcW w:type="dxa" w:w="4819"/>
-            <w:vAlign w:val="center"/>
-            <w:shd w:fill="FFF8F3"/>
-            <w:tcBorders>
-              <w:top w:val="single" w:sz="4" w:color="D1D5DB"/>
-              <w:left w:val="single" w:sz="4" w:color="D1D5DB"/>
-              <w:bottom w:val="single" w:sz="4" w:color="D1D5DB"/>
-              <w:right w:val="single" w:sz="4" w:color="D1D5DB"/>
-            </w:tcBorders>
-          </w:tcPr>
-          <w:p>
-            <w:pPr>
-              <w:spacing w:after="0"/>
-            </w:pPr>
-          </w:p>
-        </w:tc>
-      </w:tr>
-      <w:tr>
-        <w:trPr>
-          <w:cantSplit/>
-        </w:trPr>
-        <w:tc>
-          <w:tcPr>
-            <w:tcW w:type="dxa" w:w="4819"/>
-            <w:vAlign w:val="center"/>
-            <w:shd w:fill="FFFFFF"/>
-            <w:tcBorders>
-              <w:top w:val="single" w:sz="4" w:color="D1D5DB"/>
-              <w:left w:val="single" w:sz="4" w:color="D1D5DB"/>
-              <w:bottom w:val="single" w:sz="4" w:color="D1D5DB"/>
-              <w:right w:val="single" w:sz="4" w:color="D1D5DB"/>
-            </w:tcBorders>
-          </w:tcPr>
-          <w:p>
-            <w:pPr>
-              <w:spacing w:after="0"/>
-            </w:pPr>
-            <w:r>
-              <w:rPr>
-                <w:rFonts w:ascii="Aptos" w:hAnsi="Aptos" w:eastAsia="Aptos"/>
-                <w:b w:val="0"/>
-                <w:color w:val="1F2937"/>
-                <w:sz w:val="16"/>
-              </w:rPr>
-              <w:t>3. Fark / fayda</w:t>
-            </w:r>
-          </w:p>
-        </w:tc>
-        <w:tc>
-          <w:tcPr>
-            <w:tcW w:type="dxa" w:w="4819"/>
-            <w:vAlign w:val="center"/>
-            <w:shd w:fill="FFFFFF"/>
-            <w:tcBorders>
-              <w:top w:val="single" w:sz="4" w:color="D1D5DB"/>
-              <w:left w:val="single" w:sz="4" w:color="D1D5DB"/>
-              <w:bottom w:val="single" w:sz="4" w:color="D1D5DB"/>
-              <w:right w:val="single" w:sz="4" w:color="D1D5DB"/>
-            </w:tcBorders>
-          </w:tcPr>
-          <w:p>
-            <w:pPr>
-              <w:spacing w:after="0"/>
-            </w:pPr>
-          </w:p>
-        </w:tc>
-      </w:tr>
-      <w:tr>
-        <w:trPr>
-          <w:cantSplit/>
-        </w:trPr>
-        <w:tc>
-          <w:tcPr>
-            <w:tcW w:type="dxa" w:w="4819"/>
-            <w:vAlign w:val="center"/>
-            <w:shd w:fill="FFF8F3"/>
-            <w:tcBorders>
-              <w:top w:val="single" w:sz="4" w:color="D1D5DB"/>
-              <w:left w:val="single" w:sz="4" w:color="D1D5DB"/>
-              <w:bottom w:val="single" w:sz="4" w:color="D1D5DB"/>
-              <w:right w:val="single" w:sz="4" w:color="D1D5DB"/>
-            </w:tcBorders>
-          </w:tcPr>
-          <w:p>
-            <w:pPr>
-              <w:spacing w:after="0"/>
-            </w:pPr>
-            <w:r>
-              <w:rPr>
-                <w:rFonts w:ascii="Aptos" w:hAnsi="Aptos" w:eastAsia="Aptos"/>
-                <w:b w:val="0"/>
-                <w:color w:val="1F2937"/>
-                <w:sz w:val="16"/>
-              </w:rPr>
-              <w:t>4. Koruma araştırması ve resmî kaynağım</w:t>
-            </w:r>
-          </w:p>
-        </w:tc>
-        <w:tc>
-          <w:tcPr>
-            <w:tcW w:type="dxa" w:w="4819"/>
-            <w:vAlign w:val="center"/>
-            <w:shd w:fill="FFF8F3"/>
-            <w:tcBorders>
-              <w:top w:val="single" w:sz="4" w:color="D1D5DB"/>
-              <w:left w:val="single" w:sz="4" w:color="D1D5DB"/>
-              <w:bottom w:val="single" w:sz="4" w:color="D1D5DB"/>
-              <w:right w:val="single" w:sz="4" w:color="D1D5DB"/>
-            </w:tcBorders>
-          </w:tcPr>
-          <w:p>
-            <w:pPr>
-              <w:spacing w:after="0"/>
-            </w:pPr>
-          </w:p>
-        </w:tc>
-      </w:tr>
-    </w:tbl>
-    <w:p/>
-    <w:p>
-      <w:r>
-        <w:rPr>
-          <w:rFonts w:ascii="Aptos" w:hAnsi="Aptos" w:eastAsia="Aptos"/>
-          <w:b w:val="0"/>
-          <w:color w:val="1F2937"/>
-          <w:sz w:val="20"/>
-        </w:rPr>
-        <w:t>Gelen yararlı dönüt / soru: ___________________________________________</w:t>
-      </w:r>
-    </w:p>
-    <w:p>
-      <w:r>
-        <w:rPr>
-          <w:rFonts w:ascii="Aptos" w:hAnsi="Aptos" w:eastAsia="Aptos"/>
-          <w:b w:val="0"/>
-          <w:color w:val="1F2937"/>
-          <w:sz w:val="20"/>
-        </w:rPr>
-        <w:t>Taslağımı veya açıklamamı şu nedenle geliştireceğim: ___________________</w:t>
-      </w:r>
-    </w:p>
-    <w:p>
-      <w:r>
-        <w:rPr>
-          <w:rFonts w:ascii="Aptos" w:hAnsi="Aptos" w:eastAsia="Aptos"/>
-          <w:b w:val="0"/>
-          <w:color w:val="1F2937"/>
-          <w:sz w:val="20"/>
-        </w:rPr>
-        <w:t>Araştırırken dikkat edeceğim etik ilke: ________________________________</w:t>
-      </w:r>
-    </w:p>
-    <w:p>
-      <w:pPr>
-        <w:keepNext/>
-      </w:pPr>
-      <w:r>
-        <w:rPr>
-          <w:rFonts w:ascii="Aptos" w:hAnsi="Aptos" w:eastAsia="Aptos"/>
-          <w:b/>
-          <w:color w:val="EA580C"/>
-          <w:sz w:val="24"/>
-        </w:rPr>
-        <w:t>Kısa yansıtma ve kontrol</w:t>
-      </w:r>
-    </w:p>
-    <w:p>
-      <w:r>
-        <w:rPr>
-          <w:rFonts w:ascii="Aptos" w:hAnsi="Aptos" w:eastAsia="Aptos"/>
-          <w:b w:val="0"/>
-          <w:color w:val="1F2937"/>
-          <w:sz w:val="20"/>
-        </w:rPr>
-        <w:t>Bu üniteden yanıma aldığım en önemli düşünme adımı:</w:t>
-      </w:r>
-    </w:p>
-    <w:p>
-      <w:r>
-        <w:rPr>
-          <w:rFonts w:ascii="Aptos" w:hAnsi="Aptos" w:eastAsia="Aptos"/>
-          <w:b w:val="0"/>
-          <w:color w:val="1F2937"/>
-          <w:sz w:val="20"/>
-        </w:rPr>
-        <w:t>_______________________________________________________________</w:t>
-      </w:r>
-    </w:p>
-    <w:p>
-      <w:pPr>
-        <w:pStyle w:val="ListBullet"/>
-      </w:pPr>
-      <w:r>
-        <w:rPr>
-          <w:rFonts w:ascii="Aptos" w:hAnsi="Aptos" w:eastAsia="Aptos"/>
-          <w:b w:val="0"/>
-          <w:color w:val="1F2937"/>
-          <w:sz w:val="20"/>
-        </w:rPr>
-        <w:t>Dört sunum unsurunu kısa ve anlaşılır yazdım.</w:t>
-      </w:r>
-    </w:p>
-    <w:p>
-      <w:pPr>
-        <w:pStyle w:val="ListBullet"/>
-      </w:pPr>
-      <w:r>
-        <w:rPr>
-          <w:rFonts w:ascii="Aptos" w:hAnsi="Aptos" w:eastAsia="Aptos"/>
-          <w:b w:val="0"/>
-          <w:color w:val="1F2937"/>
-          <w:sz w:val="20"/>
-        </w:rPr>
-        <w:t>Kaynağımı veya görselimi görünür kıldım.</w:t>
-      </w:r>
-    </w:p>
-    <w:p>
-      <w:pPr>
-        <w:pStyle w:val="ListBullet"/>
-      </w:pPr>
-      <w:r>
-        <w:rPr>
-          <w:rFonts w:ascii="Aptos" w:hAnsi="Aptos" w:eastAsia="Aptos"/>
-          <w:b w:val="0"/>
-          <w:color w:val="1F2937"/>
-          <w:sz w:val="20"/>
-        </w:rPr>
-        <w:t>Yapıcı bir dönüt seçtim.</w:t>
-      </w:r>
-    </w:p>
-    <w:p>
-      <w:pPr>
-        <w:pStyle w:val="ListBullet"/>
-      </w:pPr>
-      <w:r>
-        <w:rPr>
-          <w:rFonts w:ascii="Aptos" w:hAnsi="Aptos" w:eastAsia="Aptos"/>
-          <w:b w:val="0"/>
-          <w:color w:val="1F2937"/>
-          <w:sz w:val="20"/>
-        </w:rPr>
-        <w:t>Bir gelişim hedefi ve etik ilke belirledim.</w:t>
-      </w:r>
-    </w:p>
-    <w:p>
-      <w:r>
-        <w:rPr>
-          <w:rFonts w:ascii="Aptos" w:hAnsi="Aptos" w:eastAsia="Aptos"/>
-          <w:b w:val="0"/>
-          <w:color w:val="1F2937"/>
-          <w:sz w:val="20"/>
-        </w:rPr>
-        <w:t>---</w:t>
-      </w:r>
-    </w:p>
-    <w:p>
-      <w:pPr>
-        <w:keepNext/>
-      </w:pPr>
-      <w:r>
-        <w:rPr>
-          <w:rFonts w:ascii="Aptos" w:hAnsi="Aptos" w:eastAsia="Aptos"/>
-          <w:b/>
-          <w:color w:val="EA580C"/>
-          <w:sz w:val="24"/>
-        </w:rPr>
-        <w:t>Öğretmen için uygulama notu</w:t>
-      </w:r>
-    </w:p>
-    <w:p>
-      <w:pPr>
-        <w:pStyle w:val="ListBullet"/>
-      </w:pPr>
-      <w:r>
-        <w:rPr>
-          <w:rFonts w:ascii="Aptos" w:hAnsi="Aptos" w:eastAsia="Aptos"/>
-          <w:b w:val="0"/>
-          <w:color w:val="1F2937"/>
-          <w:sz w:val="20"/>
-        </w:rPr>
-        <w:t>Varsayılan dağıtım: Ders 1–2’de Grup Kopyası 1 ve Bireysel Kâğıt 1’in kısa not alanları; Ders 3–4’te Bireysel Kâğıt 2; Ders 5’te Bireysel Kâğıt 3; Ders 6’da Grup Kopyası 2 ve Bireysel Kâğıt 4’ün ilk bölümü; Ders 7’de Bireysel Kâğıt 4; Ders 8’de Bireysel Kâğıt 5 ve Grup Kopyası 3 kullanılır.</w:t>
-      </w:r>
-    </w:p>
-    <w:p>
-      <w:pPr>
-        <w:pStyle w:val="ListBullet"/>
-      </w:pPr>
-      <w:r>
-        <w:rPr>
-          <w:rFonts w:ascii="Aptos" w:hAnsi="Aptos" w:eastAsia="Aptos"/>
-          <w:b w:val="0"/>
-          <w:color w:val="1F2937"/>
-          <w:sz w:val="20"/>
-        </w:rPr>
-        <w:t>Kartopu ve akran soruları, ayrı tam form değildir; Bireysel Kâğıt 2 ve 3 içindeki kısa alanlardan izlenir.</w:t>
-      </w:r>
-    </w:p>
-    <w:p>
-      <w:pPr>
-        <w:pStyle w:val="ListBullet"/>
-      </w:pPr>
-      <w:r>
-        <w:rPr>
-          <w:rFonts w:ascii="Aptos" w:hAnsi="Aptos" w:eastAsia="Aptos"/>
-          <w:b w:val="0"/>
-          <w:color w:val="1F2937"/>
-          <w:sz w:val="20"/>
-        </w:rPr>
-        <w:t>Destekleme için soru kökleri, seçilmiş görseller ve iki güvenilir kaynak; zenginleştirme için üçüncü kurumsal kaynak veya ürünün yaşam döngüsü etkisi sunulabilir. Bunlar sonraki ayrı paketlerde ayrıntılandırılacaktır.</w:t>
-      </w:r>
-    </w:p>
-    <w:p>
-      <w:pPr>
-        <w:keepNext/>
-      </w:pPr>
-      <w:r>
-        <w:rPr>
-          <w:rFonts w:ascii="Aptos" w:hAnsi="Aptos" w:eastAsia="Aptos"/>
-          <w:b/>
-          <w:color w:val="EA580C"/>
-          <w:sz w:val="24"/>
-        </w:rPr>
-        <w:t>Doğrulama kaydı</w:t>
-      </w:r>
-    </w:p>
-    <w:p>
-      <w:pPr>
-        <w:pStyle w:val="ListBullet"/>
-      </w:pPr>
-      <w:r>
-        <w:rPr>
-          <w:rFonts w:ascii="Aptos" w:hAnsi="Aptos" w:eastAsia="Aptos"/>
-          <w:b w:val="0"/>
-          <w:color w:val="1F2937"/>
-          <w:sz w:val="20"/>
-        </w:rPr>
-        <w:t>8 ders saatine karşılık 5 ana bireysel kanıt seçildi; aynı ders içinde iki tam form zorunluluğu kaldırıldı.</w:t>
-      </w:r>
-    </w:p>
-    <w:p>
-      <w:pPr>
-        <w:pStyle w:val="ListBullet"/>
-      </w:pPr>
-      <w:r>
-        <w:rPr>
-          <w:rFonts w:ascii="Aptos" w:hAnsi="Aptos" w:eastAsia="Aptos"/>
-          <w:b w:val="0"/>
-          <w:color w:val="1F2937"/>
-          <w:sz w:val="20"/>
-        </w:rPr>
-        <w:t>3–4 ve 6–7. derslerin ilişkili aşamaları tek kâğıtta birleştirildi.</w:t>
-      </w:r>
-    </w:p>
-    <w:p>
-      <w:pPr>
-        <w:pStyle w:val="ListBullet"/>
-      </w:pPr>
-      <w:r>
-        <w:rPr>
-          <w:rFonts w:ascii="Aptos" w:hAnsi="Aptos" w:eastAsia="Aptos"/>
-          <w:b w:val="0"/>
-          <w:color w:val="1F2937"/>
-          <w:sz w:val="20"/>
-        </w:rPr>
-        <w:t>Grup akışları, 5N1K, destekleme ve zenginleştirme ayrı belge türlerinde tutuldu.</w:t>
-      </w:r>
-    </w:p>
-    <w:p>
-      <w:pPr>
-        <w:pStyle w:val="ListBullet"/>
-      </w:pPr>
-      <w:r>
-        <w:rPr>
-          <w:rFonts w:ascii="Aptos" w:hAnsi="Aptos" w:eastAsia="Aptos"/>
-          <w:b w:val="0"/>
-          <w:color w:val="1F2937"/>
-          <w:sz w:val="20"/>
-        </w:rPr>
-        <w:t>Nihai sunum, HTML, portal katalog kaydı veya gerçek kaynak kimliği üretilmedi.</w:t>
+        <w:t>________________________________________________________________________________</w:t>
       </w:r>
     </w:p>
     <w:sectPr>
